--- a/插件详细手册/1.系统/大家族-GIF动画序列.docx
+++ b/插件详细手册/1.系统/大家族-GIF动画序列.docx
@@ -1,10 +1,13 @@
 
 <file path=word/document.xml><?xml version="1.0" encoding="utf-8"?>
-<w:document xmlns:wpc="http://schemas.microsoft.com/office/word/2010/wordprocessingCanvas" xmlns:cx="http://schemas.microsoft.com/office/drawing/2014/chartex" xmlns:cx1="http://schemas.microsoft.com/office/drawing/2015/9/8/chartex" xmlns:cx2="http://schemas.microsoft.com/office/drawing/2015/10/21/chartex" xmlns:cx3="http://schemas.microsoft.com/office/drawing/2016/5/9/chartex" xmlns:cx4="http://schemas.microsoft.com/office/drawing/2016/5/10/chartex" xmlns:cx5="http://schemas.microsoft.com/office/drawing/2016/5/11/chartex" xmlns:cx6="http://schemas.microsoft.com/office/drawing/2016/5/12/chartex" xmlns:cx7="http://schemas.microsoft.com/office/drawing/2016/5/13/chartex" xmlns:cx8="http://schemas.microsoft.com/office/drawing/2016/5/14/chartex" xmlns:mc="http://schemas.openxmlformats.org/markup-compatibility/2006" xmlns:aink="http://schemas.microsoft.com/office/drawing/2016/ink" xmlns:am3d="http://schemas.microsoft.com/office/drawing/2017/model3d" xmlns:o="urn:schemas-microsoft-com:office:office" xmlns:oel="http://schemas.microsoft.com/office/2019/extlst" xmlns:r="http://schemas.openxmlformats.org/officeDocument/2006/relationships" xmlns:m="http://schemas.openxmlformats.org/officeDocument/2006/math" xmlns:v="urn:schemas-microsoft-com:vml" xmlns:wp14="http://schemas.microsoft.com/office/word/2010/wordprocessingDrawing" xmlns:wp="http://schemas.openxmlformats.org/drawingml/2006/wordprocessingDrawing" xmlns:w10="urn:schemas-microsoft-com:office:word" xmlns:w="http://schemas.openxmlformats.org/wordprocessingml/2006/main" xmlns:w14="http://schemas.microsoft.com/office/word/2010/wordml" xmlns:w15="http://schemas.microsoft.com/office/word/2012/wordml" xmlns:w16cex="http://schemas.microsoft.com/office/word/2018/wordml/cex" xmlns:w16cid="http://schemas.microsoft.com/office/word/2016/wordml/cid" xmlns:w16="http://schemas.microsoft.com/office/word/2018/wordml" xmlns:w16sdtdh="http://schemas.microsoft.com/office/word/2020/wordml/sdtdatahash" xmlns:w16se="http://schemas.microsoft.com/office/word/2015/wordml/symex" xmlns:wpg="http://schemas.microsoft.com/office/word/2010/wordprocessingGroup" xmlns:wpi="http://schemas.microsoft.com/office/word/2010/wordprocessingInk" xmlns:wne="http://schemas.microsoft.com/office/word/2006/wordml" xmlns:wps="http://schemas.microsoft.com/office/word/2010/wordprocessingShape" mc:Ignorable="w14 w15 w16se w16cid w16 w16cex w16sdtdh wp14">
+<w:document xmlns:wpc="http://schemas.microsoft.com/office/word/2010/wordprocessingCanvas" xmlns:cx="http://schemas.microsoft.com/office/drawing/2014/chartex" xmlns:cx1="http://schemas.microsoft.com/office/drawing/2015/9/8/chartex" xmlns:cx2="http://schemas.microsoft.com/office/drawing/2015/10/21/chartex" xmlns:cx3="http://schemas.microsoft.com/office/drawing/2016/5/9/chartex" xmlns:cx4="http://schemas.microsoft.com/office/drawing/2016/5/10/chartex" xmlns:cx5="http://schemas.microsoft.com/office/drawing/2016/5/11/chartex" xmlns:cx6="http://schemas.microsoft.com/office/drawing/2016/5/12/chartex" xmlns:cx7="http://schemas.microsoft.com/office/drawing/2016/5/13/chartex" xmlns:cx8="http://schemas.microsoft.com/office/drawing/2016/5/14/chartex" xmlns:mc="http://schemas.openxmlformats.org/markup-compatibility/2006" xmlns:aink="http://schemas.microsoft.com/office/drawing/2016/ink" xmlns:am3d="http://schemas.microsoft.com/office/drawing/2017/model3d" xmlns:o="urn:schemas-microsoft-com:office:office" xmlns:oel="http://schemas.microsoft.com/office/2019/extlst" xmlns:r="http://schemas.openxmlformats.org/officeDocument/2006/relationships" xmlns:m="http://schemas.openxmlformats.org/officeDocument/2006/math" xmlns:v="urn:schemas-microsoft-com:vml" xmlns:wp14="http://schemas.microsoft.com/office/word/2010/wordprocessingDrawing" xmlns:wp="http://schemas.openxmlformats.org/drawingml/2006/wordprocessingDrawing" xmlns:w10="urn:schemas-microsoft-com:office:word" xmlns:w="http://schemas.openxmlformats.org/wordprocessingml/2006/main" xmlns:w14="http://schemas.microsoft.com/office/word/2010/wordml" xmlns:w15="http://schemas.microsoft.com/office/word/2012/wordml" xmlns:w16cex="http://schemas.microsoft.com/office/word/2018/wordml/cex" xmlns:w16cid="http://schemas.microsoft.com/office/word/2016/wordml/cid" xmlns:w16="http://schemas.microsoft.com/office/word/2018/wordml" xmlns:w16du="http://schemas.microsoft.com/office/word/2023/wordml/word16du" xmlns:w16sdtdh="http://schemas.microsoft.com/office/word/2020/wordml/sdtdatahash" xmlns:w16sdtfl="http://schemas.microsoft.com/office/word/2024/wordml/sdtformatlock" xmlns:w16se="http://schemas.microsoft.com/office/word/2015/wordml/symex" xmlns:wpg="http://schemas.microsoft.com/office/word/2010/wordprocessingGroup" xmlns:wpi="http://schemas.microsoft.com/office/word/2010/wordprocessingInk" xmlns:wne="http://schemas.microsoft.com/office/word/2006/wordml" xmlns:wps="http://schemas.microsoft.com/office/word/2010/wordprocessingShape" mc:Ignorable="w14 w15 w16se w16cid w16 w16cex w16sdtdh w16sdtfl w16du wp14">
   <w:body>
     <w:p>
       <w:pPr>
         <w:pStyle w:val="2"/>
+        <w:rPr>
+          <w:rFonts w:hint="eastAsia"/>
+        </w:rPr>
       </w:pPr>
       <w:bookmarkStart w:id="0" w:name="_概述"/>
       <w:bookmarkEnd w:id="0"/>
@@ -20,6 +23,7 @@
         <w:pStyle w:val="3"/>
         <w:spacing w:before="120" w:after="120" w:line="415" w:lineRule="auto"/>
         <w:rPr>
+          <w:rFonts w:hint="eastAsia"/>
           <w:sz w:val="28"/>
           <w:szCs w:val="28"/>
         </w:rPr>
@@ -232,6 +236,7 @@
               </w:rPr>
               <w:t xml:space="preserve"> </w:t>
             </w:r>
+            <w:proofErr w:type="gramStart"/>
             <w:r>
               <w:rPr>
                 <w:rFonts w:ascii="Tahoma" w:eastAsia="微软雅黑" w:hAnsi="Tahoma"/>
@@ -240,6 +245,7 @@
               </w:rPr>
               <w:t>”</w:t>
             </w:r>
+            <w:proofErr w:type="gramEnd"/>
             <w:r>
               <w:rPr>
                 <w:rFonts w:ascii="Tahoma" w:eastAsia="微软雅黑" w:hAnsi="Tahoma" w:hint="eastAsia"/>
@@ -264,13 +270,23 @@
               </w:rPr>
               <w:t>文件并在游戏中播放</w:t>
             </w:r>
+            <w:proofErr w:type="gramStart"/>
             <w:r>
               <w:rPr>
                 <w:rFonts w:ascii="Tahoma" w:eastAsia="微软雅黑" w:hAnsi="Tahoma"/>
                 <w:kern w:val="0"/>
                 <w:sz w:val="22"/>
               </w:rPr>
-              <w:t xml:space="preserve">” </w:t>
+              <w:t>”</w:t>
+            </w:r>
+            <w:proofErr w:type="gramEnd"/>
+            <w:r>
+              <w:rPr>
+                <w:rFonts w:ascii="Tahoma" w:eastAsia="微软雅黑" w:hAnsi="Tahoma"/>
+                <w:kern w:val="0"/>
+                <w:sz w:val="22"/>
+              </w:rPr>
+              <w:t xml:space="preserve"> </w:t>
             </w:r>
             <w:r>
               <w:rPr>
@@ -307,16 +323,13 @@
             </w:pPr>
             <w:r>
               <w:rPr>
-                <w:rFonts w:ascii="Tahoma" w:eastAsia="微软雅黑" w:hAnsi="Tahoma"/>
                 <w:noProof/>
-                <w:kern w:val="0"/>
-                <w:sz w:val="22"/>
               </w:rPr>
               <w:drawing>
-                <wp:inline distT="0" distB="0" distL="0" distR="0" wp14:anchorId="495988E1" wp14:editId="0AE4F54F">
-                  <wp:extent cx="1196340" cy="622373"/>
-                  <wp:effectExtent l="0" t="0" r="3810" b="6350"/>
-                  <wp:docPr id="714793032" name="图片 1"/>
+                <wp:inline distT="0" distB="0" distL="0" distR="0" wp14:anchorId="47652DD2" wp14:editId="4E841319">
+                  <wp:extent cx="1318260" cy="685800"/>
+                  <wp:effectExtent l="0" t="0" r="0" b="0"/>
+                  <wp:docPr id="1639804587" name="图片 1"/>
                   <wp:cNvGraphicFramePr>
                     <a:graphicFrameLocks xmlns:a="http://schemas.openxmlformats.org/drawingml/2006/main" noChangeAspect="1"/>
                   </wp:cNvGraphicFramePr>
@@ -324,7 +337,7 @@
                     <a:graphicData uri="http://schemas.openxmlformats.org/drawingml/2006/picture">
                       <pic:pic xmlns:pic="http://schemas.openxmlformats.org/drawingml/2006/picture">
                         <pic:nvPicPr>
-                          <pic:cNvPr id="0" name="Picture 25"/>
+                          <pic:cNvPr id="0" name="Picture 5"/>
                           <pic:cNvPicPr>
                             <a:picLocks noChangeAspect="1" noChangeArrowheads="1"/>
                           </pic:cNvPicPr>
@@ -345,7 +358,7 @@
                         <pic:spPr bwMode="auto">
                           <a:xfrm>
                             <a:off x="0" y="0"/>
-                            <a:ext cx="1201304" cy="624955"/>
+                            <a:ext cx="1318260" cy="685800"/>
                           </a:xfrm>
                           <a:prstGeom prst="rect">
                             <a:avLst/>
@@ -506,6 +519,7 @@
         </w:rPr>
         <w:t>动画序列编辑器</w:t>
       </w:r>
+      <w:proofErr w:type="gramStart"/>
       <w:r>
         <w:rPr>
           <w:rFonts w:ascii="Tahoma" w:eastAsia="微软雅黑" w:hAnsi="Tahoma"/>
@@ -514,6 +528,7 @@
         </w:rPr>
         <w:t>”</w:t>
       </w:r>
+      <w:proofErr w:type="gramEnd"/>
       <w:r>
         <w:rPr>
           <w:rFonts w:ascii="Tahoma" w:eastAsia="微软雅黑" w:hAnsi="Tahoma" w:hint="eastAsia"/>
@@ -830,6 +845,9 @@
       <w:pPr>
         <w:widowControl/>
         <w:jc w:val="left"/>
+        <w:rPr>
+          <w:rFonts w:hint="eastAsia"/>
+        </w:rPr>
       </w:pPr>
       <w:r>
         <w:br w:type="page"/>
@@ -840,6 +858,7 @@
         <w:pStyle w:val="3"/>
         <w:spacing w:before="120" w:after="120" w:line="415" w:lineRule="auto"/>
         <w:rPr>
+          <w:rFonts w:hint="eastAsia"/>
           <w:sz w:val="28"/>
           <w:szCs w:val="28"/>
         </w:rPr>
@@ -1860,6 +1879,7 @@
         <w:pStyle w:val="3"/>
         <w:spacing w:before="120" w:after="120" w:line="415" w:lineRule="auto"/>
         <w:rPr>
+          <w:rFonts w:hint="eastAsia"/>
           <w:sz w:val="28"/>
           <w:szCs w:val="28"/>
         </w:rPr>
@@ -2066,7 +2086,7 @@
               <w:spacing w:after="200"/>
               <w:jc w:val="left"/>
               <w:rPr>
-                <w:rFonts w:ascii="Tahoma" w:eastAsia="微软雅黑" w:hAnsi="Tahoma" w:hint="eastAsia"/>
+                <w:rFonts w:ascii="Tahoma" w:eastAsia="微软雅黑" w:hAnsi="Tahoma"/>
                 <w:kern w:val="0"/>
                 <w:sz w:val="22"/>
               </w:rPr>
@@ -2079,25 +2099,7 @@
                   <w:kern w:val="0"/>
                   <w:sz w:val="22"/>
                 </w:rPr>
-                <w:t>小工</w:t>
-              </w:r>
-              <w:r>
-                <w:rPr>
-                  <w:rStyle w:val="a4"/>
-                  <w:rFonts w:ascii="Tahoma" w:eastAsia="微软雅黑" w:hAnsi="Tahoma" w:hint="eastAsia"/>
-                  <w:kern w:val="0"/>
-                  <w:sz w:val="22"/>
-                </w:rPr>
-                <w:t>具</w:t>
-              </w:r>
-              <w:r>
-                <w:rPr>
-                  <w:rStyle w:val="a4"/>
-                  <w:rFonts w:ascii="Tahoma" w:eastAsia="微软雅黑" w:hAnsi="Tahoma" w:hint="eastAsia"/>
-                  <w:kern w:val="0"/>
-                  <w:sz w:val="22"/>
-                </w:rPr>
-                <w:t>标记</w:t>
+                <w:t>小工具标记</w:t>
               </w:r>
             </w:hyperlink>
             <w:r>
@@ -2135,7 +2137,27 @@
                   <w:kern w:val="0"/>
                   <w:sz w:val="22"/>
                 </w:rPr>
-                <w:t>默认的状态元集合</w:t>
+                <w:t>默认的</w:t>
+              </w:r>
+              <w:proofErr w:type="gramStart"/>
+              <w:r>
+                <w:rPr>
+                  <w:rStyle w:val="a4"/>
+                  <w:rFonts w:ascii="Tahoma" w:eastAsia="微软雅黑" w:hAnsi="Tahoma" w:hint="eastAsia"/>
+                  <w:kern w:val="0"/>
+                  <w:sz w:val="22"/>
+                </w:rPr>
+                <w:t>状态元</w:t>
+              </w:r>
+              <w:proofErr w:type="gramEnd"/>
+              <w:r>
+                <w:rPr>
+                  <w:rStyle w:val="a4"/>
+                  <w:rFonts w:ascii="Tahoma" w:eastAsia="微软雅黑" w:hAnsi="Tahoma" w:hint="eastAsia"/>
+                  <w:kern w:val="0"/>
+                  <w:sz w:val="22"/>
+                </w:rPr>
+                <w:t>集合</w:t>
               </w:r>
             </w:hyperlink>
             <w:r>
@@ -2183,6 +2205,9 @@
       <w:pPr>
         <w:widowControl/>
         <w:jc w:val="left"/>
+        <w:rPr>
+          <w:rFonts w:hint="eastAsia"/>
+        </w:rPr>
         <w:sectPr>
           <w:headerReference w:type="default" r:id="rId9"/>
           <w:pgSz w:w="11906" w:h="16838"/>
@@ -2200,6 +2225,7 @@
         <w:pStyle w:val="3"/>
         <w:spacing w:before="120" w:after="120" w:line="415" w:lineRule="auto"/>
         <w:rPr>
+          <w:rFonts w:hint="eastAsia"/>
           <w:sz w:val="28"/>
           <w:szCs w:val="28"/>
         </w:rPr>
@@ -2257,6 +2283,9 @@
     <w:p>
       <w:pPr>
         <w:jc w:val="center"/>
+        <w:rPr>
+          <w:rFonts w:hint="eastAsia"/>
+        </w:rPr>
       </w:pPr>
       <w:r>
         <w:object w:dxaOrig="14928" w:dyaOrig="3169" w14:anchorId="4FA940C5">
@@ -2279,10 +2308,10 @@
             <v:path o:extrusionok="f" gradientshapeok="t" o:connecttype="rect"/>
             <o:lock v:ext="edit" aspectratio="t"/>
           </v:shapetype>
-          <v:shape id="_x0000_i1051" type="#_x0000_t75" style="width:697.8pt;height:148.2pt" o:ole="">
+          <v:shape id="_x0000_i1025" type="#_x0000_t75" style="width:697.8pt;height:148.2pt" o:ole="">
             <v:imagedata r:id="rId10" o:title=""/>
           </v:shape>
-          <o:OLEObject Type="Embed" ProgID="Visio.Drawing.15" ShapeID="_x0000_i1051" DrawAspect="Content" ObjectID="_1767284401" r:id="rId11"/>
+          <o:OLEObject Type="Embed" ProgID="Visio.Drawing.15" ShapeID="_x0000_i1025" DrawAspect="Content" ObjectID="_1805780576" r:id="rId11"/>
         </w:object>
       </w:r>
     </w:p>
@@ -2290,6 +2319,9 @@
       <w:pPr>
         <w:widowControl/>
         <w:jc w:val="left"/>
+        <w:rPr>
+          <w:rFonts w:hint="eastAsia"/>
+        </w:rPr>
       </w:pPr>
       <w:r>
         <w:br w:type="page"/>
@@ -2300,6 +2332,7 @@
         <w:pStyle w:val="3"/>
         <w:spacing w:before="120" w:after="120" w:line="415" w:lineRule="auto"/>
         <w:rPr>
+          <w:rFonts w:hint="eastAsia"/>
           <w:sz w:val="28"/>
           <w:szCs w:val="28"/>
         </w:rPr>
@@ -2412,10 +2445,10 @@
       </w:pPr>
       <w:r>
         <w:object w:dxaOrig="20437" w:dyaOrig="7597" w14:anchorId="10F4AE88">
-          <v:shape id="_x0000_i1052" type="#_x0000_t75" style="width:697.2pt;height:258.6pt" o:ole="">
+          <v:shape id="_x0000_i1026" type="#_x0000_t75" style="width:697.2pt;height:258.6pt" o:ole="">
             <v:imagedata r:id="rId12" o:title=""/>
           </v:shape>
-          <o:OLEObject Type="Embed" ProgID="Visio.Drawing.15" ShapeID="_x0000_i1052" DrawAspect="Content" ObjectID="_1767284402" r:id="rId13"/>
+          <o:OLEObject Type="Embed" ProgID="Visio.Drawing.15" ShapeID="_x0000_i1026" DrawAspect="Content" ObjectID="_1805780577" r:id="rId13"/>
         </w:object>
       </w:r>
     </w:p>
@@ -2432,6 +2465,9 @@
       <w:pPr>
         <w:widowControl/>
         <w:jc w:val="left"/>
+        <w:rPr>
+          <w:rFonts w:hint="eastAsia"/>
+        </w:rPr>
         <w:sectPr>
           <w:pgSz w:w="16838" w:h="11906" w:orient="landscape"/>
           <w:pgMar w:top="1800" w:right="1440" w:bottom="1800" w:left="1440" w:header="851" w:footer="992" w:gutter="0"/>
@@ -2446,6 +2482,9 @@
     <w:p>
       <w:pPr>
         <w:pStyle w:val="2"/>
+        <w:rPr>
+          <w:rFonts w:hint="eastAsia"/>
+        </w:rPr>
       </w:pPr>
       <w:bookmarkStart w:id="6" w:name="_动画序列"/>
       <w:bookmarkEnd w:id="6"/>
@@ -2462,6 +2501,7 @@
         <w:pStyle w:val="3"/>
         <w:spacing w:before="240" w:after="120" w:line="415" w:lineRule="auto"/>
         <w:rPr>
+          <w:rFonts w:hint="eastAsia"/>
           <w:sz w:val="28"/>
         </w:rPr>
       </w:pPr>
@@ -2505,6 +2545,7 @@
         </w:rPr>
         <w:t xml:space="preserve"> </w:t>
       </w:r>
+      <w:proofErr w:type="gramStart"/>
       <w:r>
         <w:rPr>
           <w:rFonts w:ascii="Tahoma" w:eastAsia="微软雅黑" w:hAnsi="Tahoma"/>
@@ -2513,6 +2554,7 @@
         </w:rPr>
         <w:t>”</w:t>
       </w:r>
+      <w:proofErr w:type="gramEnd"/>
       <w:r>
         <w:rPr>
           <w:rFonts w:ascii="Tahoma" w:eastAsia="微软雅黑" w:hAnsi="Tahoma" w:hint="eastAsia"/>
@@ -2549,6 +2591,7 @@
         </w:rPr>
         <w:t>动画序列编辑器</w:t>
       </w:r>
+      <w:proofErr w:type="gramStart"/>
       <w:r>
         <w:rPr>
           <w:rFonts w:ascii="Tahoma" w:eastAsia="微软雅黑" w:hAnsi="Tahoma"/>
@@ -2557,6 +2600,7 @@
         </w:rPr>
         <w:t>”</w:t>
       </w:r>
+      <w:proofErr w:type="gramEnd"/>
       <w:r>
         <w:rPr>
           <w:rFonts w:ascii="Tahoma" w:eastAsia="微软雅黑" w:hAnsi="Tahoma" w:hint="eastAsia"/>
@@ -2735,6 +2779,9 @@
     <w:p>
       <w:pPr>
         <w:pStyle w:val="2"/>
+        <w:rPr>
+          <w:rFonts w:hint="eastAsia"/>
+        </w:rPr>
       </w:pPr>
       <w:r>
         <w:rPr>
@@ -2755,20 +2802,24 @@
         <w:pStyle w:val="3"/>
         <w:spacing w:before="240" w:after="120" w:line="415" w:lineRule="auto"/>
         <w:rPr>
-          <w:sz w:val="28"/>
-        </w:rPr>
-      </w:pPr>
-      <w:r>
-        <w:rPr>
           <w:rFonts w:hint="eastAsia"/>
           <w:sz w:val="28"/>
         </w:rPr>
+      </w:pPr>
+      <w:r>
+        <w:rPr>
+          <w:rFonts w:hint="eastAsia"/>
+          <w:sz w:val="28"/>
+        </w:rPr>
         <w:t>直接配置说明</w:t>
       </w:r>
     </w:p>
     <w:p>
       <w:pPr>
         <w:pStyle w:val="4"/>
+        <w:rPr>
+          <w:rFonts w:hint="eastAsia"/>
+        </w:rPr>
       </w:pPr>
       <w:bookmarkStart w:id="9" w:name="_1）小工具标记"/>
       <w:bookmarkEnd w:id="9"/>
@@ -2994,7 +3045,7 @@
       <w:pPr>
         <w:snapToGrid w:val="0"/>
         <w:rPr>
-          <w:rFonts w:ascii="Tahoma" w:eastAsia="微软雅黑" w:hAnsi="Tahoma" w:hint="eastAsia"/>
+          <w:rFonts w:ascii="Tahoma" w:eastAsia="微软雅黑" w:hAnsi="Tahoma"/>
           <w:kern w:val="0"/>
           <w:sz w:val="22"/>
         </w:rPr>
@@ -3029,7 +3080,7 @@
         <w:widowControl/>
         <w:jc w:val="center"/>
         <w:rPr>
-          <w:rFonts w:ascii="宋体" w:eastAsia="宋体" w:hAnsi="宋体" w:cs="宋体"/>
+          <w:rFonts w:ascii="宋体" w:eastAsia="宋体" w:hAnsi="宋体" w:cs="宋体" w:hint="eastAsia"/>
           <w:kern w:val="0"/>
           <w:sz w:val="24"/>
           <w:szCs w:val="24"/>
@@ -3096,7 +3147,7 @@
     <w:p>
       <w:pPr>
         <w:rPr>
-          <w:rFonts w:ascii="Tahoma" w:eastAsia="微软雅黑" w:hAnsi="Tahoma" w:hint="eastAsia"/>
+          <w:rFonts w:ascii="Tahoma" w:eastAsia="微软雅黑" w:hAnsi="Tahoma"/>
           <w:kern w:val="0"/>
           <w:sz w:val="22"/>
         </w:rPr>
@@ -3105,6 +3156,9 @@
     <w:p>
       <w:pPr>
         <w:pStyle w:val="4"/>
+        <w:rPr>
+          <w:rFonts w:hint="eastAsia"/>
+        </w:rPr>
       </w:pPr>
       <w:bookmarkStart w:id="10" w:name="_2）参数简介"/>
       <w:bookmarkEnd w:id="10"/>
@@ -3189,6 +3243,7 @@
       <w:r>
         <w:rPr>
           <w:rFonts w:ascii="Tahoma" w:eastAsia="微软雅黑" w:hAnsi="Tahoma"/>
+          <w:noProof/>
           <w:kern w:val="0"/>
           <w:sz w:val="22"/>
         </w:rPr>
@@ -3246,18 +3301,46 @@
       <w:pPr>
         <w:snapToGrid w:val="0"/>
         <w:rPr>
-          <w:rFonts w:ascii="Tahoma" w:eastAsia="微软雅黑" w:hAnsi="Tahoma" w:hint="eastAsia"/>
-          <w:kern w:val="0"/>
-          <w:sz w:val="22"/>
-        </w:rPr>
-      </w:pPr>
-      <w:r>
-        <w:rPr>
-          <w:rFonts w:ascii="Tahoma" w:eastAsia="微软雅黑" w:hAnsi="Tahoma" w:hint="eastAsia"/>
-          <w:kern w:val="0"/>
-          <w:sz w:val="22"/>
-        </w:rPr>
-        <w:t>状态元下需要一张一张配置图片，并且要配置对应的帧间隔。</w:t>
+          <w:rFonts w:ascii="Tahoma" w:eastAsia="微软雅黑" w:hAnsi="Tahoma"/>
+          <w:kern w:val="0"/>
+          <w:sz w:val="22"/>
+        </w:rPr>
+      </w:pPr>
+      <w:proofErr w:type="gramStart"/>
+      <w:r>
+        <w:rPr>
+          <w:rFonts w:ascii="Tahoma" w:eastAsia="微软雅黑" w:hAnsi="Tahoma" w:hint="eastAsia"/>
+          <w:kern w:val="0"/>
+          <w:sz w:val="22"/>
+        </w:rPr>
+        <w:t>状态元</w:t>
+      </w:r>
+      <w:proofErr w:type="gramEnd"/>
+      <w:r>
+        <w:rPr>
+          <w:rFonts w:ascii="Tahoma" w:eastAsia="微软雅黑" w:hAnsi="Tahoma" w:hint="eastAsia"/>
+          <w:kern w:val="0"/>
+          <w:sz w:val="22"/>
+        </w:rPr>
+        <w:t>下需要</w:t>
+      </w:r>
+      <w:proofErr w:type="gramStart"/>
+      <w:r>
+        <w:rPr>
+          <w:rFonts w:ascii="Tahoma" w:eastAsia="微软雅黑" w:hAnsi="Tahoma" w:hint="eastAsia"/>
+          <w:kern w:val="0"/>
+          <w:sz w:val="22"/>
+        </w:rPr>
+        <w:t>一</w:t>
+      </w:r>
+      <w:proofErr w:type="gramEnd"/>
+      <w:r>
+        <w:rPr>
+          <w:rFonts w:ascii="Tahoma" w:eastAsia="微软雅黑" w:hAnsi="Tahoma" w:hint="eastAsia"/>
+          <w:kern w:val="0"/>
+          <w:sz w:val="22"/>
+        </w:rPr>
+        <w:t>张一张配置图片，并且要配置对应的帧间隔。</w:t>
       </w:r>
     </w:p>
     <w:p>
@@ -3273,6 +3356,7 @@
       <w:r>
         <w:rPr>
           <w:rFonts w:ascii="Tahoma" w:eastAsia="微软雅黑" w:hAnsi="Tahoma"/>
+          <w:noProof/>
           <w:kern w:val="0"/>
           <w:sz w:val="22"/>
         </w:rPr>
@@ -3330,7 +3414,7 @@
       <w:pPr>
         <w:snapToGrid w:val="0"/>
         <w:rPr>
-          <w:rFonts w:ascii="Tahoma" w:eastAsia="微软雅黑" w:hAnsi="Tahoma" w:hint="eastAsia"/>
+          <w:rFonts w:ascii="Tahoma" w:eastAsia="微软雅黑" w:hAnsi="Tahoma"/>
           <w:kern w:val="0"/>
           <w:sz w:val="22"/>
         </w:rPr>
@@ -3357,6 +3441,9 @@
     <w:p>
       <w:pPr>
         <w:pStyle w:val="4"/>
+        <w:rPr>
+          <w:rFonts w:hint="eastAsia"/>
+        </w:rPr>
       </w:pPr>
       <w:bookmarkStart w:id="11" w:name="_命名规则"/>
       <w:bookmarkStart w:id="12" w:name="_3）默认的状态元集合"/>
@@ -3376,7 +3463,21 @@
         <w:rPr>
           <w:rFonts w:hint="eastAsia"/>
         </w:rPr>
-        <w:t>默认的状态元集合</w:t>
+        <w:t>默认的</w:t>
+      </w:r>
+      <w:proofErr w:type="gramStart"/>
+      <w:r>
+        <w:rPr>
+          <w:rFonts w:hint="eastAsia"/>
+        </w:rPr>
+        <w:t>状态元</w:t>
+      </w:r>
+      <w:proofErr w:type="gramEnd"/>
+      <w:r>
+        <w:rPr>
+          <w:rFonts w:hint="eastAsia"/>
+        </w:rPr>
+        <w:t>集合</w:t>
       </w:r>
     </w:p>
     <w:p>
@@ -3398,7 +3499,27 @@
           <w:kern w:val="0"/>
           <w:sz w:val="22"/>
         </w:rPr>
-        <w:t>默认的状态元集合</w:t>
+        <w:t>默认的</w:t>
+      </w:r>
+      <w:proofErr w:type="gramStart"/>
+      <w:r>
+        <w:rPr>
+          <w:rFonts w:ascii="Tahoma" w:eastAsia="微软雅黑" w:hAnsi="Tahoma" w:hint="eastAsia"/>
+          <w:b/>
+          <w:kern w:val="0"/>
+          <w:sz w:val="22"/>
+        </w:rPr>
+        <w:t>状态元</w:t>
+      </w:r>
+      <w:proofErr w:type="gramEnd"/>
+      <w:r>
+        <w:rPr>
+          <w:rFonts w:ascii="Tahoma" w:eastAsia="微软雅黑" w:hAnsi="Tahoma" w:hint="eastAsia"/>
+          <w:b/>
+          <w:kern w:val="0"/>
+          <w:sz w:val="22"/>
+        </w:rPr>
+        <w:t>集合</w:t>
       </w:r>
       <w:r>
         <w:rPr>
@@ -3416,6 +3537,7 @@
         </w:rPr>
         <w:t>指动画序列启用后，默认执行的</w:t>
       </w:r>
+      <w:proofErr w:type="gramStart"/>
       <w:r>
         <w:rPr>
           <w:rFonts w:ascii="Tahoma" w:eastAsia="微软雅黑" w:hAnsi="Tahoma" w:hint="eastAsia"/>
@@ -3430,7 +3552,16 @@
           <w:kern w:val="0"/>
           <w:sz w:val="22"/>
         </w:rPr>
-        <w:t>元集合</w:t>
+        <w:t>元</w:t>
+      </w:r>
+      <w:proofErr w:type="gramEnd"/>
+      <w:r>
+        <w:rPr>
+          <w:rFonts w:ascii="Tahoma" w:eastAsia="微软雅黑" w:hAnsi="Tahoma" w:hint="eastAsia"/>
+          <w:kern w:val="0"/>
+          <w:sz w:val="22"/>
+        </w:rPr>
+        <w:t>集合</w:t>
       </w:r>
       <w:r>
         <w:rPr>
@@ -3513,7 +3644,16 @@
           <w:kern w:val="0"/>
           <w:sz w:val="22"/>
         </w:rPr>
-        <w:t>注意，这里的配置，需要手填</w:t>
+        <w:t>注意，这里的配置，需要</w:t>
+      </w:r>
+      <w:proofErr w:type="gramStart"/>
+      <w:r>
+        <w:rPr>
+          <w:rFonts w:ascii="Tahoma" w:eastAsia="微软雅黑" w:hAnsi="Tahoma" w:hint="eastAsia"/>
+          <w:kern w:val="0"/>
+          <w:sz w:val="22"/>
+        </w:rPr>
+        <w:t>手填</w:t>
       </w:r>
       <w:r>
         <w:rPr>
@@ -3529,7 +3669,16 @@
           <w:kern w:val="0"/>
           <w:sz w:val="22"/>
         </w:rPr>
-        <w:t>状态元名称，如果名称文本对应不上，则没有效果。</w:t>
+        <w:t>状态元</w:t>
+      </w:r>
+      <w:proofErr w:type="gramEnd"/>
+      <w:r>
+        <w:rPr>
+          <w:rFonts w:ascii="Tahoma" w:eastAsia="微软雅黑" w:hAnsi="Tahoma" w:hint="eastAsia"/>
+          <w:kern w:val="0"/>
+          <w:sz w:val="22"/>
+        </w:rPr>
+        <w:t>名称，如果名称文本对应不上，则没有效果。</w:t>
       </w:r>
     </w:p>
     <w:p>
@@ -3537,7 +3686,7 @@
         <w:widowControl/>
         <w:jc w:val="center"/>
         <w:rPr>
-          <w:rFonts w:ascii="宋体" w:eastAsia="宋体" w:hAnsi="宋体" w:cs="宋体"/>
+          <w:rFonts w:ascii="宋体" w:eastAsia="宋体" w:hAnsi="宋体" w:cs="宋体" w:hint="eastAsia"/>
           <w:kern w:val="0"/>
           <w:sz w:val="24"/>
           <w:szCs w:val="24"/>
@@ -3636,14 +3785,15 @@
         <w:pStyle w:val="3"/>
         <w:spacing w:before="240" w:after="120" w:line="415" w:lineRule="auto"/>
         <w:rPr>
-          <w:sz w:val="28"/>
-        </w:rPr>
-      </w:pPr>
-      <w:r>
-        <w:rPr>
           <w:rFonts w:hint="eastAsia"/>
           <w:sz w:val="28"/>
         </w:rPr>
+      </w:pPr>
+      <w:r>
+        <w:rPr>
+          <w:rFonts w:hint="eastAsia"/>
+          <w:sz w:val="28"/>
+        </w:rPr>
         <w:lastRenderedPageBreak/>
         <w:t>资源设置</w:t>
       </w:r>
@@ -3651,11 +3801,14 @@
     <w:p>
       <w:pPr>
         <w:pStyle w:val="4"/>
-      </w:pPr>
-      <w:r>
         <w:rPr>
           <w:rFonts w:hint="eastAsia"/>
         </w:rPr>
+      </w:pPr>
+      <w:r>
+        <w:rPr>
+          <w:rFonts w:hint="eastAsia"/>
+        </w:rPr>
         <w:t>1）资源可大可小</w:t>
       </w:r>
     </w:p>
@@ -3756,8 +3909,18 @@
           <w:kern w:val="0"/>
           <w:sz w:val="22"/>
         </w:rPr>
-        <w:t>，所有帧都必须</w:t>
-      </w:r>
+        <w:t>，</w:t>
+      </w:r>
+      <w:proofErr w:type="gramStart"/>
+      <w:r>
+        <w:rPr>
+          <w:rFonts w:ascii="Tahoma" w:eastAsia="微软雅黑" w:hAnsi="Tahoma" w:hint="eastAsia"/>
+          <w:kern w:val="0"/>
+          <w:sz w:val="22"/>
+        </w:rPr>
+        <w:t>所有帧都必须</w:t>
+      </w:r>
+      <w:proofErr w:type="gramEnd"/>
       <w:r>
         <w:rPr>
           <w:rFonts w:ascii="Tahoma" w:eastAsia="微软雅黑" w:hAnsi="Tahoma" w:hint="eastAsia"/>
@@ -3944,6 +4107,9 @@
     <w:p>
       <w:pPr>
         <w:pStyle w:val="4"/>
+        <w:rPr>
+          <w:rFonts w:hint="eastAsia"/>
+        </w:rPr>
       </w:pPr>
       <w:r>
         <w:t>2</w:t>
@@ -3978,7 +4144,25 @@
           <w:kern w:val="0"/>
           <w:sz w:val="22"/>
         </w:rPr>
-        <w:t>动画序列的帧数不限，可以通过动态立绘软件（比如</w:t>
+        <w:t>动画序列的帧数不限，可以通过</w:t>
+      </w:r>
+      <w:proofErr w:type="gramStart"/>
+      <w:r>
+        <w:rPr>
+          <w:rFonts w:ascii="Tahoma" w:eastAsia="微软雅黑" w:hAnsi="Tahoma" w:hint="eastAsia"/>
+          <w:kern w:val="0"/>
+          <w:sz w:val="22"/>
+        </w:rPr>
+        <w:t>动态立绘软件</w:t>
+      </w:r>
+      <w:proofErr w:type="gramEnd"/>
+      <w:r>
+        <w:rPr>
+          <w:rFonts w:ascii="Tahoma" w:eastAsia="微软雅黑" w:hAnsi="Tahoma" w:hint="eastAsia"/>
+          <w:kern w:val="0"/>
+          <w:sz w:val="22"/>
+        </w:rPr>
+        <w:t>（比如</w:t>
       </w:r>
       <w:r>
         <w:rPr>
@@ -4044,6 +4228,7 @@
         </w:rPr>
         <w:t xml:space="preserve"> </w:t>
       </w:r>
+      <w:proofErr w:type="gramStart"/>
       <w:r>
         <w:rPr>
           <w:rFonts w:ascii="Tahoma" w:eastAsia="微软雅黑" w:hAnsi="Tahoma" w:hint="eastAsia"/>
@@ -4052,6 +4237,7 @@
         </w:rPr>
         <w:t>动作元或状态元</w:t>
       </w:r>
+      <w:proofErr w:type="gramEnd"/>
       <w:r>
         <w:rPr>
           <w:rFonts w:ascii="Tahoma" w:eastAsia="微软雅黑" w:hAnsi="Tahoma" w:hint="eastAsia"/>
@@ -4087,7 +4273,7 @@
           <w:sz w:val="22"/>
         </w:rPr>
         <w:drawing>
-          <wp:inline distT="0" distB="0" distL="0" distR="0" wp14:anchorId="4241C5F7" wp14:editId="6CD41910">
+          <wp:inline distT="0" distB="0" distL="0" distR="0" wp14:anchorId="4241C5F7" wp14:editId="6F694EF0">
             <wp:extent cx="4312920" cy="2701630"/>
             <wp:effectExtent l="0" t="0" r="0" b="3810"/>
             <wp:docPr id="4" name="图片 4" descr="F:\rpg mv箱\_N0M1Z%(3OS_W3XVOO6O5]N.png"/>
@@ -4139,6 +4325,9 @@
     <w:p>
       <w:pPr>
         <w:pStyle w:val="4"/>
+        <w:rPr>
+          <w:rFonts w:hint="eastAsia"/>
+        </w:rPr>
       </w:pPr>
       <w:r>
         <w:lastRenderedPageBreak/>
@@ -4148,7 +4337,21 @@
         <w:rPr>
           <w:rFonts w:hint="eastAsia"/>
         </w:rPr>
-        <w:t>）资源名不能重复</w:t>
+        <w:t>）资源</w:t>
+      </w:r>
+      <w:proofErr w:type="gramStart"/>
+      <w:r>
+        <w:rPr>
+          <w:rFonts w:hint="eastAsia"/>
+        </w:rPr>
+        <w:t>名不能</w:t>
+      </w:r>
+      <w:proofErr w:type="gramEnd"/>
+      <w:r>
+        <w:rPr>
+          <w:rFonts w:hint="eastAsia"/>
+        </w:rPr>
+        <w:t>重复</w:t>
       </w:r>
     </w:p>
     <w:p>
@@ -4406,6 +4609,9 @@
     <w:p>
       <w:pPr>
         <w:pStyle w:val="2"/>
+        <w:rPr>
+          <w:rFonts w:hint="eastAsia"/>
+        </w:rPr>
       </w:pPr>
       <w:r>
         <w:rPr>
@@ -4542,6 +4748,7 @@
         <w:pStyle w:val="3"/>
         <w:spacing w:before="240" w:after="120" w:line="415" w:lineRule="auto"/>
         <w:rPr>
+          <w:rFonts w:hint="eastAsia"/>
           <w:sz w:val="28"/>
         </w:rPr>
       </w:pPr>
@@ -4596,6 +4803,9 @@
     <w:p>
       <w:pPr>
         <w:pStyle w:val="4"/>
+        <w:rPr>
+          <w:rFonts w:hint="eastAsia"/>
+        </w:rPr>
       </w:pPr>
       <w:r>
         <w:rPr>
@@ -4634,7 +4844,7 @@
         <w:widowControl/>
         <w:jc w:val="center"/>
         <w:rPr>
-          <w:rFonts w:ascii="宋体" w:eastAsia="宋体" w:hAnsi="宋体" w:cs="宋体"/>
+          <w:rFonts w:ascii="宋体" w:eastAsia="宋体" w:hAnsi="宋体" w:cs="宋体" w:hint="eastAsia"/>
           <w:kern w:val="0"/>
           <w:sz w:val="24"/>
           <w:szCs w:val="24"/>
@@ -4703,7 +4913,7 @@
         <w:widowControl/>
         <w:jc w:val="center"/>
         <w:rPr>
-          <w:rFonts w:ascii="宋体" w:eastAsia="宋体" w:hAnsi="宋体" w:cs="宋体"/>
+          <w:rFonts w:ascii="宋体" w:eastAsia="宋体" w:hAnsi="宋体" w:cs="宋体" w:hint="eastAsia"/>
           <w:kern w:val="0"/>
           <w:sz w:val="24"/>
           <w:szCs w:val="24"/>
@@ -4767,10 +4977,19 @@
         </w:drawing>
       </w:r>
     </w:p>
-    <w:p/>
+    <w:p>
+      <w:pPr>
+        <w:rPr>
+          <w:rFonts w:hint="eastAsia"/>
+        </w:rPr>
+      </w:pPr>
+    </w:p>
     <w:p>
       <w:pPr>
         <w:pStyle w:val="4"/>
+        <w:rPr>
+          <w:rFonts w:hint="eastAsia"/>
+        </w:rPr>
       </w:pPr>
       <w:r>
         <w:t>2</w:t>
@@ -5010,7 +5229,7 @@
         <w:widowControl/>
         <w:jc w:val="center"/>
         <w:rPr>
-          <w:rFonts w:ascii="宋体" w:eastAsia="宋体" w:hAnsi="宋体" w:cs="宋体"/>
+          <w:rFonts w:ascii="宋体" w:eastAsia="宋体" w:hAnsi="宋体" w:cs="宋体" w:hint="eastAsia"/>
           <w:kern w:val="0"/>
           <w:sz w:val="24"/>
           <w:szCs w:val="24"/>
@@ -5078,7 +5297,7 @@
       <w:pPr>
         <w:widowControl/>
         <w:rPr>
-          <w:rFonts w:ascii="宋体" w:eastAsia="宋体" w:hAnsi="宋体" w:cs="宋体"/>
+          <w:rFonts w:ascii="宋体" w:eastAsia="宋体" w:hAnsi="宋体" w:cs="宋体" w:hint="eastAsia"/>
           <w:kern w:val="0"/>
           <w:sz w:val="24"/>
           <w:szCs w:val="24"/>
@@ -5088,6 +5307,9 @@
     <w:p>
       <w:pPr>
         <w:pStyle w:val="4"/>
+        <w:rPr>
+          <w:rFonts w:hint="eastAsia"/>
+        </w:rPr>
       </w:pPr>
       <w:r>
         <w:lastRenderedPageBreak/>
@@ -5147,7 +5369,7 @@
         <w:widowControl/>
         <w:jc w:val="center"/>
         <w:rPr>
-          <w:rFonts w:ascii="宋体" w:eastAsia="宋体" w:hAnsi="宋体" w:cs="宋体"/>
+          <w:rFonts w:ascii="宋体" w:eastAsia="宋体" w:hAnsi="宋体" w:cs="宋体" w:hint="eastAsia"/>
           <w:kern w:val="0"/>
           <w:sz w:val="24"/>
           <w:szCs w:val="24"/>
@@ -5276,6 +5498,7 @@
         </w:rPr>
         <w:t>-</w:t>
       </w:r>
+      <w:proofErr w:type="gramStart"/>
       <w:r>
         <w:rPr>
           <w:rFonts w:ascii="Tahoma" w:eastAsia="微软雅黑" w:hAnsi="Tahoma" w:hint="eastAsia"/>
@@ -5284,6 +5507,7 @@
         </w:rPr>
         <w:t>状态元</w:t>
       </w:r>
+      <w:proofErr w:type="gramEnd"/>
       <w:r>
         <w:rPr>
           <w:rFonts w:ascii="Tahoma" w:eastAsia="微软雅黑" w:hAnsi="Tahoma" w:hint="eastAsia"/>
@@ -5374,13 +5598,23 @@
         </w:rPr>
         <w:t xml:space="preserve"> </w:t>
       </w:r>
-      <w:r>
-        <w:rPr>
-          <w:rFonts w:ascii="Tahoma" w:eastAsia="微软雅黑" w:hAnsi="Tahoma" w:hint="eastAsia"/>
-          <w:kern w:val="0"/>
-          <w:sz w:val="22"/>
-        </w:rPr>
-        <w:t>状态元名称</w:t>
+      <w:proofErr w:type="gramStart"/>
+      <w:r>
+        <w:rPr>
+          <w:rFonts w:ascii="Tahoma" w:eastAsia="微软雅黑" w:hAnsi="Tahoma" w:hint="eastAsia"/>
+          <w:kern w:val="0"/>
+          <w:sz w:val="22"/>
+        </w:rPr>
+        <w:t>状态元</w:t>
+      </w:r>
+      <w:proofErr w:type="gramEnd"/>
+      <w:r>
+        <w:rPr>
+          <w:rFonts w:ascii="Tahoma" w:eastAsia="微软雅黑" w:hAnsi="Tahoma" w:hint="eastAsia"/>
+          <w:kern w:val="0"/>
+          <w:sz w:val="22"/>
+        </w:rPr>
+        <w:t>名称</w:t>
       </w:r>
       <w:r>
         <w:rPr>
@@ -5405,7 +5639,7 @@
         <w:snapToGrid w:val="0"/>
         <w:jc w:val="center"/>
         <w:rPr>
-          <w:rFonts w:ascii="宋体" w:eastAsia="宋体" w:hAnsi="宋体" w:cs="宋体"/>
+          <w:rFonts w:ascii="宋体" w:eastAsia="宋体" w:hAnsi="宋体" w:cs="宋体" w:hint="eastAsia"/>
           <w:kern w:val="0"/>
           <w:sz w:val="24"/>
           <w:szCs w:val="24"/>
@@ -5472,6 +5706,9 @@
     <w:p>
       <w:pPr>
         <w:pStyle w:val="4"/>
+        <w:rPr>
+          <w:rFonts w:hint="eastAsia"/>
+        </w:rPr>
       </w:pPr>
       <w:r>
         <w:t>4</w:t>
@@ -5611,7 +5848,7 @@
         <w:snapToGrid w:val="0"/>
         <w:jc w:val="center"/>
         <w:rPr>
-          <w:rFonts w:ascii="宋体" w:eastAsia="宋体" w:hAnsi="宋体" w:cs="宋体"/>
+          <w:rFonts w:ascii="宋体" w:eastAsia="宋体" w:hAnsi="宋体" w:cs="宋体" w:hint="eastAsia"/>
           <w:kern w:val="0"/>
           <w:sz w:val="24"/>
           <w:szCs w:val="24"/>
@@ -5681,7 +5918,7 @@
         <w:snapToGrid w:val="0"/>
         <w:jc w:val="center"/>
         <w:rPr>
-          <w:rFonts w:ascii="宋体" w:eastAsia="宋体" w:hAnsi="宋体" w:cs="宋体"/>
+          <w:rFonts w:ascii="宋体" w:eastAsia="宋体" w:hAnsi="宋体" w:cs="宋体" w:hint="eastAsia"/>
           <w:kern w:val="0"/>
           <w:sz w:val="24"/>
           <w:szCs w:val="24"/>
@@ -5866,6 +6103,7 @@
         <w:pStyle w:val="3"/>
         <w:spacing w:before="240" w:after="120" w:line="415" w:lineRule="auto"/>
         <w:rPr>
+          <w:rFonts w:hint="eastAsia"/>
           <w:sz w:val="28"/>
         </w:rPr>
       </w:pPr>
@@ -5896,6 +6134,9 @@
     <w:p>
       <w:pPr>
         <w:pStyle w:val="4"/>
+        <w:rPr>
+          <w:rFonts w:hint="eastAsia"/>
+        </w:rPr>
       </w:pPr>
       <w:r>
         <w:rPr>
@@ -5934,7 +6175,7 @@
         <w:widowControl/>
         <w:jc w:val="center"/>
         <w:rPr>
-          <w:rFonts w:ascii="宋体" w:eastAsia="宋体" w:hAnsi="宋体" w:cs="宋体"/>
+          <w:rFonts w:ascii="宋体" w:eastAsia="宋体" w:hAnsi="宋体" w:cs="宋体" w:hint="eastAsia"/>
           <w:kern w:val="0"/>
           <w:sz w:val="24"/>
           <w:szCs w:val="24"/>
@@ -6003,7 +6244,7 @@
         <w:widowControl/>
         <w:jc w:val="center"/>
         <w:rPr>
-          <w:rFonts w:ascii="宋体" w:eastAsia="宋体" w:hAnsi="宋体" w:cs="宋体"/>
+          <w:rFonts w:ascii="宋体" w:eastAsia="宋体" w:hAnsi="宋体" w:cs="宋体" w:hint="eastAsia"/>
           <w:kern w:val="0"/>
           <w:sz w:val="24"/>
           <w:szCs w:val="24"/>
@@ -6067,10 +6308,19 @@
         </w:drawing>
       </w:r>
     </w:p>
-    <w:p/>
+    <w:p>
+      <w:pPr>
+        <w:rPr>
+          <w:rFonts w:hint="eastAsia"/>
+        </w:rPr>
+      </w:pPr>
+    </w:p>
     <w:p>
       <w:pPr>
         <w:pStyle w:val="4"/>
+        <w:rPr>
+          <w:rFonts w:hint="eastAsia"/>
+        </w:rPr>
       </w:pPr>
       <w:r>
         <w:t>2</w:t>
@@ -6310,7 +6560,7 @@
         <w:widowControl/>
         <w:jc w:val="left"/>
         <w:rPr>
-          <w:rFonts w:ascii="宋体" w:eastAsia="宋体" w:hAnsi="宋体" w:cs="宋体"/>
+          <w:rFonts w:ascii="宋体" w:eastAsia="宋体" w:hAnsi="宋体" w:cs="宋体" w:hint="eastAsia"/>
           <w:kern w:val="0"/>
           <w:sz w:val="24"/>
           <w:szCs w:val="24"/>
@@ -6388,6 +6638,9 @@
     <w:p>
       <w:pPr>
         <w:pStyle w:val="4"/>
+        <w:rPr>
+          <w:rFonts w:hint="eastAsia"/>
+        </w:rPr>
       </w:pPr>
       <w:r>
         <w:t>3</w:t>
@@ -6422,7 +6675,7 @@
         <w:widowControl/>
         <w:jc w:val="center"/>
         <w:rPr>
-          <w:rFonts w:ascii="宋体" w:eastAsia="宋体" w:hAnsi="宋体" w:cs="宋体"/>
+          <w:rFonts w:ascii="宋体" w:eastAsia="宋体" w:hAnsi="宋体" w:cs="宋体" w:hint="eastAsia"/>
           <w:kern w:val="0"/>
           <w:sz w:val="24"/>
           <w:szCs w:val="24"/>
@@ -6502,7 +6755,25 @@
           <w:sz w:val="22"/>
         </w:rPr>
         <w:lastRenderedPageBreak/>
-        <w:t>配置一个空的状态元名字为“空图片状态”。</w:t>
+        <w:t>配置一个空的</w:t>
+      </w:r>
+      <w:proofErr w:type="gramStart"/>
+      <w:r>
+        <w:rPr>
+          <w:rFonts w:ascii="Tahoma" w:eastAsia="微软雅黑" w:hAnsi="Tahoma" w:hint="eastAsia"/>
+          <w:kern w:val="0"/>
+          <w:sz w:val="22"/>
+        </w:rPr>
+        <w:t>状态元名字</w:t>
+      </w:r>
+      <w:proofErr w:type="gramEnd"/>
+      <w:r>
+        <w:rPr>
+          <w:rFonts w:ascii="Tahoma" w:eastAsia="微软雅黑" w:hAnsi="Tahoma" w:hint="eastAsia"/>
+          <w:kern w:val="0"/>
+          <w:sz w:val="22"/>
+        </w:rPr>
+        <w:t>为“空图片状态”。</w:t>
       </w:r>
     </w:p>
     <w:p>
@@ -6570,13 +6841,23 @@
         </w:rPr>
         <w:t xml:space="preserve"> </w:t>
       </w:r>
-      <w:r>
-        <w:rPr>
-          <w:rFonts w:ascii="Tahoma" w:eastAsia="微软雅黑" w:hAnsi="Tahoma" w:hint="eastAsia"/>
-          <w:kern w:val="0"/>
-          <w:sz w:val="22"/>
-        </w:rPr>
-        <w:t>状态元名称</w:t>
+      <w:proofErr w:type="gramStart"/>
+      <w:r>
+        <w:rPr>
+          <w:rFonts w:ascii="Tahoma" w:eastAsia="微软雅黑" w:hAnsi="Tahoma" w:hint="eastAsia"/>
+          <w:kern w:val="0"/>
+          <w:sz w:val="22"/>
+        </w:rPr>
+        <w:t>状态元</w:t>
+      </w:r>
+      <w:proofErr w:type="gramEnd"/>
+      <w:r>
+        <w:rPr>
+          <w:rFonts w:ascii="Tahoma" w:eastAsia="微软雅黑" w:hAnsi="Tahoma" w:hint="eastAsia"/>
+          <w:kern w:val="0"/>
+          <w:sz w:val="22"/>
+        </w:rPr>
+        <w:t>名称</w:t>
       </w:r>
       <w:r>
         <w:rPr>
@@ -6600,7 +6881,7 @@
         <w:widowControl/>
         <w:jc w:val="left"/>
         <w:rPr>
-          <w:rFonts w:ascii="宋体" w:eastAsia="宋体" w:hAnsi="宋体" w:cs="宋体"/>
+          <w:rFonts w:ascii="宋体" w:eastAsia="宋体" w:hAnsi="宋体" w:cs="宋体" w:hint="eastAsia"/>
           <w:kern w:val="0"/>
           <w:sz w:val="24"/>
           <w:szCs w:val="24"/>
@@ -6751,6 +7032,7 @@
         </w:rPr>
         <w:t>-</w:t>
       </w:r>
+      <w:proofErr w:type="gramStart"/>
       <w:r>
         <w:rPr>
           <w:rFonts w:ascii="Tahoma" w:eastAsia="微软雅黑" w:hAnsi="Tahoma" w:hint="eastAsia"/>
@@ -6759,6 +7041,7 @@
         </w:rPr>
         <w:t>动作元</w:t>
       </w:r>
+      <w:proofErr w:type="gramEnd"/>
       <w:r>
         <w:rPr>
           <w:rFonts w:ascii="Tahoma" w:eastAsia="微软雅黑" w:hAnsi="Tahoma" w:hint="eastAsia"/>
@@ -6781,7 +7064,7 @@
         <w:widowControl/>
         <w:jc w:val="left"/>
         <w:rPr>
-          <w:rFonts w:ascii="宋体" w:eastAsia="宋体" w:hAnsi="宋体" w:cs="宋体"/>
+          <w:rFonts w:ascii="宋体" w:eastAsia="宋体" w:hAnsi="宋体" w:cs="宋体" w:hint="eastAsia"/>
           <w:kern w:val="0"/>
           <w:sz w:val="24"/>
           <w:szCs w:val="24"/>
@@ -6848,6 +7131,9 @@
     <w:p>
       <w:pPr>
         <w:pStyle w:val="4"/>
+        <w:rPr>
+          <w:rFonts w:hint="eastAsia"/>
+        </w:rPr>
       </w:pPr>
       <w:r>
         <w:t>4</w:t>
@@ -7064,6 +7350,9 @@
     <w:p>
       <w:pPr>
         <w:pStyle w:val="4"/>
+        <w:rPr>
+          <w:rFonts w:hint="eastAsia"/>
+        </w:rPr>
       </w:pPr>
       <w:r>
         <w:t>5</w:t>
@@ -7158,13 +7447,23 @@
           <w:sz w:val="22"/>
         </w:rPr>
       </w:pPr>
-      <w:r>
-        <w:rPr>
-          <w:rFonts w:ascii="Tahoma" w:eastAsia="微软雅黑" w:hAnsi="Tahoma" w:hint="eastAsia"/>
-          <w:kern w:val="0"/>
-          <w:sz w:val="22"/>
-        </w:rPr>
-        <w:t>状态元需要作为循环的对象，不停的循环播放</w:t>
+      <w:proofErr w:type="gramStart"/>
+      <w:r>
+        <w:rPr>
+          <w:rFonts w:ascii="Tahoma" w:eastAsia="微软雅黑" w:hAnsi="Tahoma" w:hint="eastAsia"/>
+          <w:kern w:val="0"/>
+          <w:sz w:val="22"/>
+        </w:rPr>
+        <w:t>状态元需要</w:t>
+      </w:r>
+      <w:proofErr w:type="gramEnd"/>
+      <w:r>
+        <w:rPr>
+          <w:rFonts w:ascii="Tahoma" w:eastAsia="微软雅黑" w:hAnsi="Tahoma" w:hint="eastAsia"/>
+          <w:kern w:val="0"/>
+          <w:sz w:val="22"/>
+        </w:rPr>
+        <w:t>作为循环的对象，不停的循环播放</w:t>
       </w:r>
       <w:r>
         <w:rPr>
@@ -7200,7 +7499,25 @@
           <w:kern w:val="0"/>
           <w:sz w:val="22"/>
         </w:rPr>
-        <w:t>所以，需要给一个空资源图片的状态元。</w:t>
+        <w:t>所以，需要给一个</w:t>
+      </w:r>
+      <w:proofErr w:type="gramStart"/>
+      <w:r>
+        <w:rPr>
+          <w:rFonts w:ascii="Tahoma" w:eastAsia="微软雅黑" w:hAnsi="Tahoma" w:hint="eastAsia"/>
+          <w:kern w:val="0"/>
+          <w:sz w:val="22"/>
+        </w:rPr>
+        <w:t>空资源</w:t>
+      </w:r>
+      <w:proofErr w:type="gramEnd"/>
+      <w:r>
+        <w:rPr>
+          <w:rFonts w:ascii="Tahoma" w:eastAsia="微软雅黑" w:hAnsi="Tahoma" w:hint="eastAsia"/>
+          <w:kern w:val="0"/>
+          <w:sz w:val="22"/>
+        </w:rPr>
+        <w:t>图片的状态元。</w:t>
       </w:r>
     </w:p>
     <w:p>
@@ -7220,7 +7537,25 @@
           <w:kern w:val="0"/>
           <w:sz w:val="22"/>
         </w:rPr>
-        <w:t>这时候，再播放一次动作元，动作元播放完毕后，就又回到</w:t>
+        <w:t>这时候，再播放一次动作元，</w:t>
+      </w:r>
+      <w:proofErr w:type="gramStart"/>
+      <w:r>
+        <w:rPr>
+          <w:rFonts w:ascii="Tahoma" w:eastAsia="微软雅黑" w:hAnsi="Tahoma" w:hint="eastAsia"/>
+          <w:kern w:val="0"/>
+          <w:sz w:val="22"/>
+        </w:rPr>
+        <w:t>动作元</w:t>
+      </w:r>
+      <w:proofErr w:type="gramEnd"/>
+      <w:r>
+        <w:rPr>
+          <w:rFonts w:ascii="Tahoma" w:eastAsia="微软雅黑" w:hAnsi="Tahoma" w:hint="eastAsia"/>
+          <w:kern w:val="0"/>
+          <w:sz w:val="22"/>
+        </w:rPr>
+        <w:t>播放完毕后，就又回到</w:t>
       </w:r>
       <w:r>
         <w:rPr>
@@ -7230,6 +7565,7 @@
         </w:rPr>
         <w:t xml:space="preserve"> </w:t>
       </w:r>
+      <w:proofErr w:type="gramStart"/>
       <w:r>
         <w:rPr>
           <w:rFonts w:ascii="Tahoma" w:eastAsia="微软雅黑" w:hAnsi="Tahoma" w:hint="eastAsia"/>
@@ -7238,6 +7574,7 @@
         </w:rPr>
         <w:t>空图片</w:t>
       </w:r>
+      <w:proofErr w:type="gramEnd"/>
       <w:r>
         <w:rPr>
           <w:rFonts w:ascii="Tahoma" w:eastAsia="微软雅黑" w:hAnsi="Tahoma" w:hint="eastAsia"/>
@@ -7252,7 +7589,25 @@
           <w:kern w:val="0"/>
           <w:sz w:val="22"/>
         </w:rPr>
-        <w:t>循环的状态元了。</w:t>
+        <w:t>循环的</w:t>
+      </w:r>
+      <w:proofErr w:type="gramStart"/>
+      <w:r>
+        <w:rPr>
+          <w:rFonts w:ascii="Tahoma" w:eastAsia="微软雅黑" w:hAnsi="Tahoma" w:hint="eastAsia"/>
+          <w:kern w:val="0"/>
+          <w:sz w:val="22"/>
+        </w:rPr>
+        <w:t>状态元</w:t>
+      </w:r>
+      <w:proofErr w:type="gramEnd"/>
+      <w:r>
+        <w:rPr>
+          <w:rFonts w:ascii="Tahoma" w:eastAsia="微软雅黑" w:hAnsi="Tahoma" w:hint="eastAsia"/>
+          <w:kern w:val="0"/>
+          <w:sz w:val="22"/>
+        </w:rPr>
+        <w:t>了。</w:t>
       </w:r>
     </w:p>
     <w:p>
@@ -7271,14 +7626,15 @@
         <w:pStyle w:val="3"/>
         <w:spacing w:before="240" w:after="120" w:line="415" w:lineRule="auto"/>
         <w:rPr>
-          <w:sz w:val="28"/>
-        </w:rPr>
-      </w:pPr>
-      <w:r>
-        <w:rPr>
           <w:rFonts w:hint="eastAsia"/>
           <w:sz w:val="28"/>
         </w:rPr>
+      </w:pPr>
+      <w:r>
+        <w:rPr>
+          <w:rFonts w:hint="eastAsia"/>
+          <w:sz w:val="28"/>
+        </w:rPr>
         <w:lastRenderedPageBreak/>
         <w:t>直接</w:t>
       </w:r>
@@ -7320,6 +7676,9 @@
     <w:p>
       <w:pPr>
         <w:pStyle w:val="4"/>
+        <w:rPr>
+          <w:rFonts w:hint="eastAsia"/>
+        </w:rPr>
       </w:pPr>
       <w:r>
         <w:rPr>
@@ -7441,16 +7800,19 @@
       </w:pPr>
       <w:r>
         <w:object w:dxaOrig="7872" w:dyaOrig="3997" w14:anchorId="1DAB0388">
-          <v:shape id="_x0000_i1038" type="#_x0000_t75" style="width:315.6pt;height:161.4pt" o:ole="">
+          <v:shape id="_x0000_i1027" type="#_x0000_t75" style="width:315.6pt;height:161.4pt" o:ole="">
             <v:imagedata r:id="rId38" o:title=""/>
           </v:shape>
-          <o:OLEObject Type="Embed" ProgID="Visio.Drawing.15" ShapeID="_x0000_i1038" DrawAspect="Content" ObjectID="_1767284403" r:id="rId39"/>
+          <o:OLEObject Type="Embed" ProgID="Visio.Drawing.15" ShapeID="_x0000_i1027" DrawAspect="Content" ObjectID="_1805780578" r:id="rId39"/>
         </w:object>
       </w:r>
     </w:p>
     <w:p>
       <w:pPr>
         <w:pStyle w:val="4"/>
+        <w:rPr>
+          <w:rFonts w:hint="eastAsia"/>
+        </w:rPr>
       </w:pPr>
       <w:r>
         <w:rPr>
@@ -7489,7 +7851,7 @@
         <w:widowControl/>
         <w:jc w:val="center"/>
         <w:rPr>
-          <w:rFonts w:ascii="宋体" w:eastAsia="宋体" w:hAnsi="宋体" w:cs="宋体"/>
+          <w:rFonts w:ascii="宋体" w:eastAsia="宋体" w:hAnsi="宋体" w:cs="宋体" w:hint="eastAsia"/>
           <w:kern w:val="0"/>
           <w:sz w:val="24"/>
           <w:szCs w:val="24"/>
@@ -7558,7 +7920,7 @@
         <w:widowControl/>
         <w:jc w:val="center"/>
         <w:rPr>
-          <w:rFonts w:ascii="宋体" w:eastAsia="宋体" w:hAnsi="宋体" w:cs="宋体"/>
+          <w:rFonts w:ascii="宋体" w:eastAsia="宋体" w:hAnsi="宋体" w:cs="宋体" w:hint="eastAsia"/>
           <w:kern w:val="0"/>
           <w:sz w:val="24"/>
           <w:szCs w:val="24"/>
@@ -7622,10 +7984,19 @@
         </w:drawing>
       </w:r>
     </w:p>
-    <w:p/>
+    <w:p>
+      <w:pPr>
+        <w:rPr>
+          <w:rFonts w:hint="eastAsia"/>
+        </w:rPr>
+      </w:pPr>
+    </w:p>
     <w:p>
       <w:pPr>
         <w:pStyle w:val="4"/>
+        <w:rPr>
+          <w:rFonts w:hint="eastAsia"/>
+        </w:rPr>
       </w:pPr>
       <w:r>
         <w:t>3</w:t>
@@ -7873,7 +8244,7 @@
         <w:widowControl/>
         <w:jc w:val="left"/>
         <w:rPr>
-          <w:rFonts w:ascii="宋体" w:eastAsia="宋体" w:hAnsi="宋体" w:cs="宋体"/>
+          <w:rFonts w:ascii="宋体" w:eastAsia="宋体" w:hAnsi="宋体" w:cs="宋体" w:hint="eastAsia"/>
           <w:kern w:val="0"/>
           <w:sz w:val="24"/>
           <w:szCs w:val="24"/>
@@ -7941,11 +8312,17 @@
     <w:p>
       <w:pPr>
         <w:widowControl/>
+        <w:rPr>
+          <w:rFonts w:hint="eastAsia"/>
+        </w:rPr>
       </w:pPr>
     </w:p>
     <w:p>
       <w:pPr>
         <w:pStyle w:val="4"/>
+        <w:rPr>
+          <w:rFonts w:hint="eastAsia"/>
+        </w:rPr>
       </w:pPr>
       <w:r>
         <w:t>4</w:t>
@@ -7980,7 +8357,7 @@
         <w:widowControl/>
         <w:jc w:val="center"/>
         <w:rPr>
-          <w:rFonts w:ascii="宋体" w:eastAsia="宋体" w:hAnsi="宋体" w:cs="宋体"/>
+          <w:rFonts w:ascii="宋体" w:eastAsia="宋体" w:hAnsi="宋体" w:cs="宋体" w:hint="eastAsia"/>
           <w:kern w:val="0"/>
           <w:sz w:val="24"/>
           <w:szCs w:val="24"/>
@@ -8151,7 +8528,7 @@
         <w:widowControl/>
         <w:jc w:val="center"/>
         <w:rPr>
-          <w:rFonts w:ascii="宋体" w:eastAsia="宋体" w:hAnsi="宋体" w:cs="宋体"/>
+          <w:rFonts w:ascii="宋体" w:eastAsia="宋体" w:hAnsi="宋体" w:cs="宋体" w:hint="eastAsia"/>
           <w:kern w:val="0"/>
           <w:sz w:val="24"/>
           <w:szCs w:val="24"/>
@@ -8303,7 +8680,7 @@
         <w:widowControl/>
         <w:jc w:val="center"/>
         <w:rPr>
-          <w:rFonts w:ascii="宋体" w:eastAsia="宋体" w:hAnsi="宋体" w:cs="宋体"/>
+          <w:rFonts w:ascii="宋体" w:eastAsia="宋体" w:hAnsi="宋体" w:cs="宋体" w:hint="eastAsia"/>
           <w:kern w:val="0"/>
           <w:sz w:val="24"/>
           <w:szCs w:val="24"/>
@@ -8383,7 +8760,25 @@
           <w:kern w:val="0"/>
           <w:sz w:val="22"/>
         </w:rPr>
-        <w:t>注意，配置动作元的帧间隔为</w:t>
+        <w:t>注意，配置</w:t>
+      </w:r>
+      <w:proofErr w:type="gramStart"/>
+      <w:r>
+        <w:rPr>
+          <w:rFonts w:ascii="Tahoma" w:eastAsia="微软雅黑" w:hAnsi="Tahoma" w:hint="eastAsia"/>
+          <w:kern w:val="0"/>
+          <w:sz w:val="22"/>
+        </w:rPr>
+        <w:t>动作元</w:t>
+      </w:r>
+      <w:proofErr w:type="gramEnd"/>
+      <w:r>
+        <w:rPr>
+          <w:rFonts w:ascii="Tahoma" w:eastAsia="微软雅黑" w:hAnsi="Tahoma" w:hint="eastAsia"/>
+          <w:kern w:val="0"/>
+          <w:sz w:val="22"/>
+        </w:rPr>
+        <w:t>的帧间隔为</w:t>
       </w:r>
       <w:r>
         <w:rPr>
@@ -8415,7 +8810,7 @@
         <w:widowControl/>
         <w:jc w:val="center"/>
         <w:rPr>
-          <w:rFonts w:ascii="宋体" w:eastAsia="宋体" w:hAnsi="宋体" w:cs="宋体"/>
+          <w:rFonts w:ascii="宋体" w:eastAsia="宋体" w:hAnsi="宋体" w:cs="宋体" w:hint="eastAsia"/>
           <w:kern w:val="0"/>
           <w:sz w:val="24"/>
           <w:szCs w:val="24"/>
@@ -8492,6 +8887,9 @@
     <w:p>
       <w:pPr>
         <w:pStyle w:val="4"/>
+        <w:rPr>
+          <w:rFonts w:hint="eastAsia"/>
+        </w:rPr>
       </w:pPr>
       <w:r>
         <w:t>5</w:t>
@@ -8548,7 +8946,7 @@
         <w:widowControl/>
         <w:jc w:val="center"/>
         <w:rPr>
-          <w:rFonts w:ascii="宋体" w:eastAsia="宋体" w:hAnsi="宋体" w:cs="宋体"/>
+          <w:rFonts w:ascii="宋体" w:eastAsia="宋体" w:hAnsi="宋体" w:cs="宋体" w:hint="eastAsia"/>
           <w:kern w:val="0"/>
           <w:sz w:val="24"/>
           <w:szCs w:val="24"/>
@@ -8685,7 +9083,7 @@
         <w:widowControl/>
         <w:jc w:val="center"/>
         <w:rPr>
-          <w:rFonts w:ascii="宋体" w:eastAsia="宋体" w:hAnsi="宋体" w:cs="宋体"/>
+          <w:rFonts w:ascii="宋体" w:eastAsia="宋体" w:hAnsi="宋体" w:cs="宋体" w:hint="eastAsia"/>
           <w:kern w:val="0"/>
           <w:sz w:val="24"/>
           <w:szCs w:val="24"/>
@@ -8822,7 +9220,7 @@
         <w:widowControl/>
         <w:jc w:val="center"/>
         <w:rPr>
-          <w:rFonts w:ascii="宋体" w:eastAsia="宋体" w:hAnsi="宋体" w:cs="宋体"/>
+          <w:rFonts w:ascii="宋体" w:eastAsia="宋体" w:hAnsi="宋体" w:cs="宋体" w:hint="eastAsia"/>
           <w:kern w:val="0"/>
           <w:sz w:val="24"/>
           <w:szCs w:val="24"/>
@@ -8926,6 +9324,9 @@
     <w:p>
       <w:pPr>
         <w:pStyle w:val="4"/>
+        <w:rPr>
+          <w:rFonts w:hint="eastAsia"/>
+        </w:rPr>
       </w:pPr>
       <w:r>
         <w:lastRenderedPageBreak/>
@@ -8966,7 +9367,25 @@
           <w:kern w:val="0"/>
           <w:sz w:val="22"/>
         </w:rPr>
-        <w:t>如果状态元有非常多的图片，一个个配置非常麻烦。（比如从</w:t>
+        <w:t>如果</w:t>
+      </w:r>
+      <w:proofErr w:type="gramStart"/>
+      <w:r>
+        <w:rPr>
+          <w:rFonts w:ascii="Tahoma" w:eastAsia="微软雅黑" w:hAnsi="Tahoma" w:hint="eastAsia"/>
+          <w:kern w:val="0"/>
+          <w:sz w:val="22"/>
+        </w:rPr>
+        <w:t>状态元</w:t>
+      </w:r>
+      <w:proofErr w:type="gramEnd"/>
+      <w:r>
+        <w:rPr>
+          <w:rFonts w:ascii="Tahoma" w:eastAsia="微软雅黑" w:hAnsi="Tahoma" w:hint="eastAsia"/>
+          <w:kern w:val="0"/>
+          <w:sz w:val="22"/>
+        </w:rPr>
+        <w:t>有非常多的图片，一个个配置非常麻烦。（比如从</w:t>
       </w:r>
       <w:r>
         <w:rPr>
@@ -9112,7 +9531,25 @@
           <w:kern w:val="0"/>
           <w:sz w:val="22"/>
         </w:rPr>
-        <w:t>张小爱丽丝图片需要配置。</w:t>
+        <w:t>张小爱丽</w:t>
+      </w:r>
+      <w:proofErr w:type="gramStart"/>
+      <w:r>
+        <w:rPr>
+          <w:rFonts w:ascii="Tahoma" w:eastAsia="微软雅黑" w:hAnsi="Tahoma" w:hint="eastAsia"/>
+          <w:kern w:val="0"/>
+          <w:sz w:val="22"/>
+        </w:rPr>
+        <w:t>丝图片</w:t>
+      </w:r>
+      <w:proofErr w:type="gramEnd"/>
+      <w:r>
+        <w:rPr>
+          <w:rFonts w:ascii="Tahoma" w:eastAsia="微软雅黑" w:hAnsi="Tahoma" w:hint="eastAsia"/>
+          <w:kern w:val="0"/>
+          <w:sz w:val="22"/>
+        </w:rPr>
+        <w:t>需要配置。</w:t>
       </w:r>
     </w:p>
     <w:p>
@@ -9120,7 +9557,7 @@
         <w:widowControl/>
         <w:jc w:val="right"/>
         <w:rPr>
-          <w:rFonts w:ascii="宋体" w:eastAsia="宋体" w:hAnsi="宋体" w:cs="宋体"/>
+          <w:rFonts w:ascii="宋体" w:eastAsia="宋体" w:hAnsi="宋体" w:cs="宋体" w:hint="eastAsia"/>
           <w:kern w:val="0"/>
           <w:sz w:val="24"/>
           <w:szCs w:val="24"/>
@@ -9189,7 +9626,7 @@
         <w:widowControl/>
         <w:jc w:val="left"/>
         <w:rPr>
-          <w:rFonts w:ascii="宋体" w:eastAsia="宋体" w:hAnsi="宋体" w:cs="宋体"/>
+          <w:rFonts w:ascii="宋体" w:eastAsia="宋体" w:hAnsi="宋体" w:cs="宋体" w:hint="eastAsia"/>
           <w:kern w:val="0"/>
           <w:sz w:val="24"/>
           <w:szCs w:val="24"/>
@@ -9213,6 +9650,7 @@
         </w:rPr>
         <w:t>先配置一个</w:t>
       </w:r>
+      <w:proofErr w:type="gramStart"/>
       <w:r>
         <w:rPr>
           <w:rFonts w:ascii="Tahoma" w:eastAsia="微软雅黑" w:hAnsi="Tahoma"/>
@@ -9221,6 +9659,7 @@
         </w:rPr>
         <w:t>”</w:t>
       </w:r>
+      <w:proofErr w:type="gramEnd"/>
       <w:r>
         <w:rPr>
           <w:rFonts w:ascii="Tahoma" w:eastAsia="微软雅黑" w:hAnsi="Tahoma" w:hint="eastAsia"/>
@@ -9253,6 +9692,7 @@
         </w:rPr>
         <w:t>1)</w:t>
       </w:r>
+      <w:proofErr w:type="gramStart"/>
       <w:r>
         <w:rPr>
           <w:rFonts w:ascii="Tahoma" w:eastAsia="微软雅黑" w:hAnsi="Tahoma"/>
@@ -9261,6 +9701,7 @@
         </w:rPr>
         <w:t>”</w:t>
       </w:r>
+      <w:proofErr w:type="gramEnd"/>
       <w:r>
         <w:rPr>
           <w:rFonts w:ascii="Tahoma" w:eastAsia="微软雅黑" w:hAnsi="Tahoma" w:hint="eastAsia"/>
@@ -9275,7 +9716,7 @@
         <w:widowControl/>
         <w:jc w:val="center"/>
         <w:rPr>
-          <w:rFonts w:ascii="宋体" w:eastAsia="宋体" w:hAnsi="宋体" w:cs="宋体"/>
+          <w:rFonts w:ascii="宋体" w:eastAsia="宋体" w:hAnsi="宋体" w:cs="宋体" w:hint="eastAsia"/>
           <w:kern w:val="0"/>
           <w:sz w:val="24"/>
           <w:szCs w:val="24"/>
@@ -9344,7 +9785,7 @@
         <w:widowControl/>
         <w:jc w:val="center"/>
         <w:rPr>
-          <w:rFonts w:ascii="宋体" w:eastAsia="宋体" w:hAnsi="宋体" w:cs="宋体"/>
+          <w:rFonts w:ascii="宋体" w:eastAsia="宋体" w:hAnsi="宋体" w:cs="宋体" w:hint="eastAsia"/>
           <w:kern w:val="0"/>
           <w:sz w:val="24"/>
           <w:szCs w:val="24"/>
@@ -9555,7 +9996,7 @@
         <w:widowControl/>
         <w:jc w:val="center"/>
         <w:rPr>
-          <w:rFonts w:ascii="宋体" w:eastAsia="宋体" w:hAnsi="宋体" w:cs="宋体"/>
+          <w:rFonts w:ascii="宋体" w:eastAsia="宋体" w:hAnsi="宋体" w:cs="宋体" w:hint="eastAsia"/>
           <w:kern w:val="0"/>
           <w:sz w:val="24"/>
           <w:szCs w:val="24"/>
@@ -9811,7 +10252,25 @@
           <w:kern w:val="0"/>
           <w:sz w:val="22"/>
         </w:rPr>
-        <w:t>通过这种方式，可以将一堆文件配置上，可以免去一个个点资源图片的麻烦</w:t>
+        <w:t>通过这种方式，可以将一堆文件配置上，可以免去一个个</w:t>
+      </w:r>
+      <w:proofErr w:type="gramStart"/>
+      <w:r>
+        <w:rPr>
+          <w:rFonts w:ascii="Tahoma" w:eastAsia="微软雅黑" w:hAnsi="Tahoma" w:hint="eastAsia"/>
+          <w:kern w:val="0"/>
+          <w:sz w:val="22"/>
+        </w:rPr>
+        <w:t>点资源</w:t>
+      </w:r>
+      <w:proofErr w:type="gramEnd"/>
+      <w:r>
+        <w:rPr>
+          <w:rFonts w:ascii="Tahoma" w:eastAsia="微软雅黑" w:hAnsi="Tahoma" w:hint="eastAsia"/>
+          <w:kern w:val="0"/>
+          <w:sz w:val="22"/>
+        </w:rPr>
+        <w:t>图片的麻烦</w:t>
       </w:r>
       <w:r>
         <w:rPr>
@@ -9827,7 +10286,7 @@
         <w:widowControl/>
         <w:jc w:val="center"/>
         <w:rPr>
-          <w:rFonts w:ascii="宋体" w:eastAsia="宋体" w:hAnsi="宋体" w:cs="宋体"/>
+          <w:rFonts w:ascii="宋体" w:eastAsia="宋体" w:hAnsi="宋体" w:cs="宋体" w:hint="eastAsia"/>
           <w:kern w:val="0"/>
           <w:sz w:val="24"/>
           <w:szCs w:val="24"/>
@@ -9915,6 +10374,7 @@
         <w:pStyle w:val="3"/>
         <w:spacing w:before="240" w:after="120" w:line="415" w:lineRule="auto"/>
         <w:rPr>
+          <w:rFonts w:hint="eastAsia"/>
           <w:sz w:val="28"/>
         </w:rPr>
       </w:pPr>
@@ -10091,6 +10551,9 @@
     <w:p>
       <w:pPr>
         <w:pStyle w:val="4"/>
+        <w:rPr>
+          <w:rFonts w:hint="eastAsia"/>
+        </w:rPr>
       </w:pPr>
       <w:r>
         <w:rPr>
@@ -10294,7 +10757,7 @@
         <w:widowControl/>
         <w:jc w:val="center"/>
         <w:rPr>
-          <w:rFonts w:ascii="宋体" w:eastAsia="宋体" w:hAnsi="宋体" w:cs="宋体"/>
+          <w:rFonts w:ascii="宋体" w:eastAsia="宋体" w:hAnsi="宋体" w:cs="宋体" w:hint="eastAsia"/>
           <w:kern w:val="0"/>
           <w:sz w:val="24"/>
           <w:szCs w:val="24"/>
@@ -10309,7 +10772,7 @@
           <w:szCs w:val="24"/>
         </w:rPr>
         <w:drawing>
-          <wp:inline distT="0" distB="0" distL="0" distR="0" wp14:anchorId="1695A220" wp14:editId="30E8C4D6">
+          <wp:inline distT="0" distB="0" distL="0" distR="0" wp14:anchorId="1695A220" wp14:editId="7B39B1DC">
             <wp:extent cx="3322320" cy="2284745"/>
             <wp:effectExtent l="0" t="0" r="0" b="1270"/>
             <wp:docPr id="63" name="图片 63"/>
@@ -10447,7 +10910,7 @@
         <w:widowControl/>
         <w:jc w:val="center"/>
         <w:rPr>
-          <w:rFonts w:ascii="宋体" w:eastAsia="宋体" w:hAnsi="宋体" w:cs="宋体"/>
+          <w:rFonts w:ascii="宋体" w:eastAsia="宋体" w:hAnsi="宋体" w:cs="宋体" w:hint="eastAsia"/>
           <w:kern w:val="0"/>
           <w:sz w:val="24"/>
           <w:szCs w:val="24"/>
@@ -10593,7 +11056,7 @@
         <w:widowControl/>
         <w:jc w:val="center"/>
         <w:rPr>
-          <w:rFonts w:ascii="宋体" w:eastAsia="宋体" w:hAnsi="宋体" w:cs="宋体"/>
+          <w:rFonts w:ascii="宋体" w:eastAsia="宋体" w:hAnsi="宋体" w:cs="宋体" w:hint="eastAsia"/>
           <w:kern w:val="0"/>
           <w:sz w:val="24"/>
           <w:szCs w:val="24"/>
@@ -10669,6 +11132,9 @@
     <w:p>
       <w:pPr>
         <w:pStyle w:val="4"/>
+        <w:rPr>
+          <w:rFonts w:hint="eastAsia"/>
+        </w:rPr>
       </w:pPr>
       <w:r>
         <w:t>2</w:t>
@@ -10745,7 +11211,7 @@
         <w:widowControl/>
         <w:jc w:val="center"/>
         <w:rPr>
-          <w:rFonts w:ascii="宋体" w:eastAsia="宋体" w:hAnsi="宋体" w:cs="宋体"/>
+          <w:rFonts w:ascii="宋体" w:eastAsia="宋体" w:hAnsi="宋体" w:cs="宋体" w:hint="eastAsia"/>
           <w:kern w:val="0"/>
           <w:sz w:val="24"/>
           <w:szCs w:val="24"/>
@@ -10760,7 +11226,7 @@
           <w:szCs w:val="24"/>
         </w:rPr>
         <w:drawing>
-          <wp:inline distT="0" distB="0" distL="0" distR="0" wp14:anchorId="4FAC0E43" wp14:editId="020FBD96">
+          <wp:inline distT="0" distB="0" distL="0" distR="0" wp14:anchorId="4FAC0E43" wp14:editId="07FFCBCA">
             <wp:extent cx="3825126" cy="2426970"/>
             <wp:effectExtent l="19050" t="19050" r="23495" b="11430"/>
             <wp:docPr id="56" name="图片 56"/>
@@ -10832,6 +11298,9 @@
     <w:p>
       <w:pPr>
         <w:pStyle w:val="4"/>
+        <w:rPr>
+          <w:rFonts w:hint="eastAsia"/>
+        </w:rPr>
       </w:pPr>
       <w:r>
         <w:t>3</w:t>
@@ -10905,6 +11374,7 @@
           <w:sz w:val="22"/>
         </w:rPr>
       </w:pPr>
+      <w:proofErr w:type="gramStart"/>
       <w:r>
         <w:rPr>
           <w:rFonts w:ascii="Tahoma" w:eastAsia="微软雅黑" w:hAnsi="Tahoma" w:hint="eastAsia"/>
@@ -10912,8 +11382,9 @@
           <w:kern w:val="0"/>
           <w:sz w:val="22"/>
         </w:rPr>
-        <w:t>状态元的名称要留意一下，子插件会作为标识来调用。由于只当成一个</w:t>
-      </w:r>
+        <w:t>状态元</w:t>
+      </w:r>
+      <w:proofErr w:type="gramEnd"/>
       <w:r>
         <w:rPr>
           <w:rFonts w:ascii="Tahoma" w:eastAsia="微软雅黑" w:hAnsi="Tahoma" w:hint="eastAsia"/>
@@ -10921,6 +11392,15 @@
           <w:kern w:val="0"/>
           <w:sz w:val="22"/>
         </w:rPr>
+        <w:t>的名称要留意一下，子插件会作为标识来调用。由于只当成一个</w:t>
+      </w:r>
+      <w:r>
+        <w:rPr>
+          <w:rFonts w:ascii="Tahoma" w:eastAsia="微软雅黑" w:hAnsi="Tahoma" w:hint="eastAsia"/>
+          <w:color w:val="0070C0"/>
+          <w:kern w:val="0"/>
+          <w:sz w:val="22"/>
+        </w:rPr>
         <w:t>GIF</w:t>
       </w:r>
       <w:r>
@@ -10932,6 +11412,7 @@
         </w:rPr>
         <w:t>，所以这里起名为</w:t>
       </w:r>
+      <w:proofErr w:type="gramStart"/>
       <w:r>
         <w:rPr>
           <w:rFonts w:ascii="Tahoma" w:eastAsia="微软雅黑" w:hAnsi="Tahoma"/>
@@ -10941,6 +11422,7 @@
         </w:rPr>
         <w:t>”</w:t>
       </w:r>
+      <w:proofErr w:type="gramEnd"/>
       <w:r>
         <w:rPr>
           <w:rFonts w:ascii="Tahoma" w:eastAsia="微软雅黑" w:hAnsi="Tahoma" w:hint="eastAsia"/>
@@ -10959,6 +11441,7 @@
         </w:rPr>
         <w:t>GIF</w:t>
       </w:r>
+      <w:proofErr w:type="gramStart"/>
       <w:r>
         <w:rPr>
           <w:rFonts w:ascii="Tahoma" w:eastAsia="微软雅黑" w:hAnsi="Tahoma"/>
@@ -10968,6 +11451,7 @@
         </w:rPr>
         <w:t>”</w:t>
       </w:r>
+      <w:proofErr w:type="gramEnd"/>
       <w:r>
         <w:rPr>
           <w:rFonts w:ascii="Tahoma" w:eastAsia="微软雅黑" w:hAnsi="Tahoma" w:hint="eastAsia"/>
@@ -10983,7 +11467,7 @@
         <w:widowControl/>
         <w:jc w:val="center"/>
         <w:rPr>
-          <w:rFonts w:ascii="宋体" w:eastAsia="宋体" w:hAnsi="宋体" w:cs="宋体"/>
+          <w:rFonts w:ascii="宋体" w:eastAsia="宋体" w:hAnsi="宋体" w:cs="宋体" w:hint="eastAsia"/>
           <w:kern w:val="0"/>
           <w:sz w:val="24"/>
           <w:szCs w:val="24"/>
@@ -10999,7 +11483,7 @@
         </w:rPr>
         <w:lastRenderedPageBreak/>
         <w:drawing>
-          <wp:inline distT="0" distB="0" distL="0" distR="0" wp14:anchorId="5E506C64" wp14:editId="1392CEAF">
+          <wp:inline distT="0" distB="0" distL="0" distR="0" wp14:anchorId="5E506C64" wp14:editId="73A7D0BD">
             <wp:extent cx="3851910" cy="2289999"/>
             <wp:effectExtent l="19050" t="19050" r="15240" b="15240"/>
             <wp:docPr id="57" name="图片 57"/>
@@ -11054,7 +11538,7 @@
       <w:pPr>
         <w:widowControl/>
         <w:rPr>
-          <w:rFonts w:ascii="宋体" w:eastAsia="宋体" w:hAnsi="宋体" w:cs="宋体"/>
+          <w:rFonts w:ascii="宋体" w:eastAsia="宋体" w:hAnsi="宋体" w:cs="宋体" w:hint="eastAsia"/>
           <w:kern w:val="0"/>
           <w:sz w:val="24"/>
           <w:szCs w:val="24"/>
@@ -11064,6 +11548,9 @@
     <w:p>
       <w:pPr>
         <w:pStyle w:val="4"/>
+        <w:rPr>
+          <w:rFonts w:hint="eastAsia"/>
+        </w:rPr>
       </w:pPr>
       <w:r>
         <w:t>4</w:t>
@@ -11072,7 +11559,21 @@
         <w:rPr>
           <w:rFonts w:hint="eastAsia"/>
         </w:rPr>
-        <w:t>）状态元配置GIF</w:t>
+        <w:t>）</w:t>
+      </w:r>
+      <w:proofErr w:type="gramStart"/>
+      <w:r>
+        <w:rPr>
+          <w:rFonts w:hint="eastAsia"/>
+        </w:rPr>
+        <w:t>状态元</w:t>
+      </w:r>
+      <w:proofErr w:type="gramEnd"/>
+      <w:r>
+        <w:rPr>
+          <w:rFonts w:hint="eastAsia"/>
+        </w:rPr>
+        <w:t>配置GIF</w:t>
       </w:r>
     </w:p>
     <w:p>
@@ -11090,7 +11591,25 @@
           <w:kern w:val="0"/>
           <w:sz w:val="22"/>
         </w:rPr>
-        <w:t>在下方空白帧区域右键菜单，</w:t>
+        <w:t>在下方空白</w:t>
+      </w:r>
+      <w:proofErr w:type="gramStart"/>
+      <w:r>
+        <w:rPr>
+          <w:rFonts w:ascii="Tahoma" w:eastAsia="微软雅黑" w:hAnsi="Tahoma" w:hint="eastAsia"/>
+          <w:kern w:val="0"/>
+          <w:sz w:val="22"/>
+        </w:rPr>
+        <w:t>帧</w:t>
+      </w:r>
+      <w:proofErr w:type="gramEnd"/>
+      <w:r>
+        <w:rPr>
+          <w:rFonts w:ascii="Tahoma" w:eastAsia="微软雅黑" w:hAnsi="Tahoma" w:hint="eastAsia"/>
+          <w:kern w:val="0"/>
+          <w:sz w:val="22"/>
+        </w:rPr>
+        <w:t>区域右键菜单，</w:t>
       </w:r>
       <w:r>
         <w:rPr>
@@ -11140,6 +11659,7 @@
         </w:rPr>
         <w:t>文件夹中的</w:t>
       </w:r>
+      <w:proofErr w:type="gramStart"/>
       <w:r>
         <w:rPr>
           <w:rFonts w:ascii="Tahoma" w:eastAsia="微软雅黑" w:hAnsi="Tahoma"/>
@@ -11148,6 +11668,7 @@
         </w:rPr>
         <w:t>”</w:t>
       </w:r>
+      <w:proofErr w:type="gramEnd"/>
       <w:r>
         <w:rPr>
           <w:rFonts w:ascii="Tahoma" w:eastAsia="微软雅黑" w:hAnsi="Tahoma" w:hint="eastAsia"/>
@@ -11178,8 +11699,18 @@
           <w:kern w:val="0"/>
           <w:sz w:val="22"/>
         </w:rPr>
-        <w:t>GIF.gif”</w:t>
-      </w:r>
+        <w:t>GIF.gif</w:t>
+      </w:r>
+      <w:proofErr w:type="gramStart"/>
+      <w:r>
+        <w:rPr>
+          <w:rFonts w:ascii="Tahoma" w:eastAsia="微软雅黑" w:hAnsi="Tahoma"/>
+          <w:kern w:val="0"/>
+          <w:sz w:val="22"/>
+        </w:rPr>
+        <w:t>”</w:t>
+      </w:r>
+      <w:proofErr w:type="gramEnd"/>
       <w:r>
         <w:rPr>
           <w:rFonts w:ascii="Tahoma" w:eastAsia="微软雅黑" w:hAnsi="Tahoma" w:hint="eastAsia"/>
@@ -11514,6 +12045,9 @@
     <w:p>
       <w:pPr>
         <w:pStyle w:val="4"/>
+        <w:rPr>
+          <w:rFonts w:hint="eastAsia"/>
+        </w:rPr>
       </w:pPr>
       <w:bookmarkStart w:id="18" w:name="_Hlk81653640"/>
       <w:r>
@@ -11647,6 +12181,7 @@
         </w:rPr>
         <w:t>需要说明的是，编辑器会自动识别，并帮你填</w:t>
       </w:r>
+      <w:proofErr w:type="gramStart"/>
       <w:r>
         <w:rPr>
           <w:rFonts w:ascii="Tahoma" w:eastAsia="微软雅黑" w:hAnsi="Tahoma"/>
@@ -11656,6 +12191,7 @@
         </w:rPr>
         <w:t>”</w:t>
       </w:r>
+      <w:proofErr w:type="gramEnd"/>
       <w:r>
         <w:rPr>
           <w:rFonts w:ascii="Tahoma" w:eastAsia="微软雅黑" w:hAnsi="Tahoma" w:hint="eastAsia"/>
@@ -11674,6 +12210,7 @@
         </w:rPr>
         <w:t>状态节点</w:t>
       </w:r>
+      <w:proofErr w:type="gramStart"/>
       <w:r>
         <w:rPr>
           <w:rFonts w:ascii="Tahoma" w:eastAsia="微软雅黑" w:hAnsi="Tahoma"/>
@@ -11683,6 +12220,7 @@
         </w:rPr>
         <w:t>”</w:t>
       </w:r>
+      <w:proofErr w:type="gramEnd"/>
       <w:r>
         <w:rPr>
           <w:rFonts w:ascii="Tahoma" w:eastAsia="微软雅黑" w:hAnsi="Tahoma" w:hint="eastAsia"/>
@@ -11804,6 +12342,9 @@
     <w:p>
       <w:pPr>
         <w:pStyle w:val="4"/>
+        <w:rPr>
+          <w:rFonts w:hint="eastAsia"/>
+        </w:rPr>
       </w:pPr>
       <w:bookmarkStart w:id="19" w:name="_Hlk81653669"/>
       <w:r>
@@ -11884,6 +12425,7 @@
         </w:rPr>
         <w:t>点击</w:t>
       </w:r>
+      <w:proofErr w:type="gramStart"/>
       <w:r>
         <w:rPr>
           <w:rFonts w:ascii="Tahoma" w:eastAsia="微软雅黑" w:hAnsi="Tahoma"/>
@@ -11892,6 +12434,7 @@
         </w:rPr>
         <w:t>”</w:t>
       </w:r>
+      <w:proofErr w:type="gramEnd"/>
       <w:r>
         <w:rPr>
           <w:rFonts w:ascii="Tahoma" w:eastAsia="微软雅黑" w:hAnsi="Tahoma" w:hint="eastAsia"/>
@@ -11916,6 +12459,7 @@
         </w:rPr>
         <w:t>rmmv</w:t>
       </w:r>
+      <w:proofErr w:type="gramStart"/>
       <w:r>
         <w:rPr>
           <w:rFonts w:ascii="Tahoma" w:eastAsia="微软雅黑" w:hAnsi="Tahoma"/>
@@ -11924,6 +12468,7 @@
         </w:rPr>
         <w:t>”</w:t>
       </w:r>
+      <w:proofErr w:type="gramEnd"/>
       <w:r>
         <w:rPr>
           <w:rFonts w:ascii="Tahoma" w:eastAsia="微软雅黑" w:hAnsi="Tahoma" w:hint="eastAsia"/>
@@ -12336,7 +12881,7 @@
     <w:p>
       <w:pPr>
         <w:rPr>
-          <w:rFonts w:ascii="Tahoma" w:eastAsia="微软雅黑" w:hAnsi="Tahoma" w:hint="eastAsia"/>
+          <w:rFonts w:ascii="Tahoma" w:eastAsia="微软雅黑" w:hAnsi="Tahoma"/>
           <w:b/>
           <w:bCs/>
           <w:kern w:val="0"/>
@@ -12347,6 +12892,9 @@
     <w:p>
       <w:pPr>
         <w:pStyle w:val="4"/>
+        <w:rPr>
+          <w:rFonts w:hint="eastAsia"/>
+        </w:rPr>
       </w:pPr>
       <w:bookmarkStart w:id="20" w:name="_Hlk81653679"/>
       <w:r>
@@ -12568,7 +13116,7 @@
         <w:widowControl/>
         <w:jc w:val="center"/>
         <w:rPr>
-          <w:rFonts w:ascii="宋体" w:eastAsia="宋体" w:hAnsi="宋体" w:cs="宋体"/>
+          <w:rFonts w:ascii="宋体" w:eastAsia="宋体" w:hAnsi="宋体" w:cs="宋体" w:hint="eastAsia"/>
           <w:kern w:val="0"/>
           <w:sz w:val="24"/>
           <w:szCs w:val="24"/>
@@ -12647,6 +13195,9 @@
     <w:p>
       <w:pPr>
         <w:pStyle w:val="4"/>
+        <w:rPr>
+          <w:rFonts w:hint="eastAsia"/>
+        </w:rPr>
       </w:pPr>
       <w:bookmarkStart w:id="21" w:name="_Hlk81653719"/>
       <w:r>
@@ -12711,7 +13262,7 @@
         <w:widowControl/>
         <w:jc w:val="center"/>
         <w:rPr>
-          <w:rFonts w:ascii="宋体" w:eastAsia="宋体" w:hAnsi="宋体" w:cs="宋体"/>
+          <w:rFonts w:ascii="宋体" w:eastAsia="宋体" w:hAnsi="宋体" w:cs="宋体" w:hint="eastAsia"/>
           <w:kern w:val="0"/>
           <w:sz w:val="24"/>
           <w:szCs w:val="24"/>
@@ -12811,6 +13362,7 @@
         <w:pStyle w:val="3"/>
         <w:spacing w:before="240" w:after="120" w:line="415" w:lineRule="auto"/>
         <w:rPr>
+          <w:rFonts w:hint="eastAsia"/>
           <w:sz w:val="28"/>
         </w:rPr>
       </w:pPr>
@@ -12841,6 +13393,9 @@
     <w:p>
       <w:pPr>
         <w:pStyle w:val="4"/>
+        <w:rPr>
+          <w:rFonts w:hint="eastAsia"/>
+        </w:rPr>
       </w:pPr>
       <w:r>
         <w:rPr>
@@ -12879,7 +13434,7 @@
         <w:widowControl/>
         <w:jc w:val="center"/>
         <w:rPr>
-          <w:rFonts w:ascii="宋体" w:eastAsia="宋体" w:hAnsi="宋体" w:cs="宋体"/>
+          <w:rFonts w:ascii="宋体" w:eastAsia="宋体" w:hAnsi="宋体" w:cs="宋体" w:hint="eastAsia"/>
           <w:kern w:val="0"/>
           <w:sz w:val="24"/>
           <w:szCs w:val="24"/>
@@ -12948,7 +13503,7 @@
         <w:widowControl/>
         <w:jc w:val="center"/>
         <w:rPr>
-          <w:rFonts w:ascii="宋体" w:eastAsia="宋体" w:hAnsi="宋体" w:cs="宋体"/>
+          <w:rFonts w:ascii="宋体" w:eastAsia="宋体" w:hAnsi="宋体" w:cs="宋体" w:hint="eastAsia"/>
           <w:kern w:val="0"/>
           <w:sz w:val="24"/>
           <w:szCs w:val="24"/>
@@ -13015,6 +13570,9 @@
     <w:p>
       <w:pPr>
         <w:pStyle w:val="4"/>
+        <w:rPr>
+          <w:rFonts w:hint="eastAsia"/>
+        </w:rPr>
       </w:pPr>
       <w:r>
         <w:t>2</w:t>
@@ -13261,7 +13819,7 @@
         <w:widowControl/>
         <w:jc w:val="center"/>
         <w:rPr>
-          <w:rFonts w:ascii="宋体" w:eastAsia="宋体" w:hAnsi="宋体" w:cs="宋体"/>
+          <w:rFonts w:ascii="宋体" w:eastAsia="宋体" w:hAnsi="宋体" w:cs="宋体" w:hint="eastAsia"/>
           <w:kern w:val="0"/>
           <w:sz w:val="24"/>
           <w:szCs w:val="24"/>
@@ -13276,7 +13834,7 @@
           <w:szCs w:val="24"/>
         </w:rPr>
         <w:drawing>
-          <wp:inline distT="0" distB="0" distL="0" distR="0" wp14:anchorId="3EA5B896" wp14:editId="546DCE5E">
+          <wp:inline distT="0" distB="0" distL="0" distR="0" wp14:anchorId="3EA5B896" wp14:editId="23E06C4F">
             <wp:extent cx="2674126" cy="1676400"/>
             <wp:effectExtent l="0" t="0" r="0" b="0"/>
             <wp:docPr id="16" name="图片 16"/>
@@ -13328,6 +13886,9 @@
     <w:p>
       <w:pPr>
         <w:pStyle w:val="4"/>
+        <w:rPr>
+          <w:rFonts w:hint="eastAsia"/>
+        </w:rPr>
       </w:pPr>
       <w:r>
         <w:t>3</w:t>
@@ -13362,7 +13923,7 @@
         <w:widowControl/>
         <w:jc w:val="center"/>
         <w:rPr>
-          <w:rFonts w:ascii="宋体" w:eastAsia="宋体" w:hAnsi="宋体" w:cs="宋体"/>
+          <w:rFonts w:ascii="宋体" w:eastAsia="宋体" w:hAnsi="宋体" w:cs="宋体" w:hint="eastAsia"/>
           <w:kern w:val="0"/>
           <w:sz w:val="24"/>
           <w:szCs w:val="24"/>
@@ -13429,6 +13990,9 @@
     <w:p>
       <w:pPr>
         <w:pStyle w:val="4"/>
+        <w:rPr>
+          <w:rFonts w:hint="eastAsia"/>
+        </w:rPr>
       </w:pPr>
       <w:r>
         <w:lastRenderedPageBreak/>
@@ -13465,7 +14029,7 @@
         <w:widowControl/>
         <w:jc w:val="center"/>
         <w:rPr>
-          <w:rFonts w:ascii="宋体" w:eastAsia="宋体" w:hAnsi="宋体" w:cs="宋体"/>
+          <w:rFonts w:ascii="宋体" w:eastAsia="宋体" w:hAnsi="宋体" w:cs="宋体" w:hint="eastAsia"/>
           <w:kern w:val="0"/>
           <w:sz w:val="24"/>
           <w:szCs w:val="24"/>
@@ -13480,7 +14044,7 @@
           <w:szCs w:val="24"/>
         </w:rPr>
         <w:drawing>
-          <wp:inline distT="0" distB="0" distL="0" distR="0" wp14:anchorId="08375C94" wp14:editId="3466523D">
+          <wp:inline distT="0" distB="0" distL="0" distR="0" wp14:anchorId="08375C94" wp14:editId="3E783044">
             <wp:extent cx="4670976" cy="2895600"/>
             <wp:effectExtent l="0" t="0" r="0" b="0"/>
             <wp:docPr id="69" name="图片 69"/>
@@ -13532,6 +14096,9 @@
     <w:p>
       <w:pPr>
         <w:pStyle w:val="4"/>
+        <w:rPr>
+          <w:rFonts w:hint="eastAsia"/>
+        </w:rPr>
       </w:pPr>
       <w:r>
         <w:t>5</w:t>
@@ -13668,7 +14235,7 @@
         <w:widowControl/>
         <w:jc w:val="center"/>
         <w:rPr>
-          <w:rFonts w:ascii="宋体" w:eastAsia="宋体" w:hAnsi="宋体" w:cs="宋体"/>
+          <w:rFonts w:ascii="宋体" w:eastAsia="宋体" w:hAnsi="宋体" w:cs="宋体" w:hint="eastAsia"/>
           <w:kern w:val="0"/>
           <w:sz w:val="24"/>
           <w:szCs w:val="24"/>
@@ -13737,7 +14304,7 @@
         <w:widowControl/>
         <w:jc w:val="left"/>
         <w:rPr>
-          <w:rFonts w:ascii="宋体" w:eastAsia="宋体" w:hAnsi="宋体" w:cs="宋体"/>
+          <w:rFonts w:ascii="宋体" w:eastAsia="宋体" w:hAnsi="宋体" w:cs="宋体" w:hint="eastAsia"/>
           <w:kern w:val="0"/>
           <w:sz w:val="24"/>
           <w:szCs w:val="24"/>
@@ -13756,6 +14323,9 @@
     <w:p>
       <w:pPr>
         <w:pStyle w:val="4"/>
+        <w:rPr>
+          <w:rFonts w:hint="eastAsia"/>
+        </w:rPr>
       </w:pPr>
       <w:r>
         <w:lastRenderedPageBreak/>
@@ -13849,6 +14419,9 @@
     <w:p>
       <w:pPr>
         <w:pStyle w:val="4"/>
+        <w:rPr>
+          <w:rFonts w:hint="eastAsia"/>
+        </w:rPr>
       </w:pPr>
       <w:r>
         <w:t>7</w:t>
@@ -13911,6 +14484,7 @@
         </w:rPr>
         <w:t>点击</w:t>
       </w:r>
+      <w:proofErr w:type="gramStart"/>
       <w:r>
         <w:rPr>
           <w:rFonts w:ascii="Tahoma" w:eastAsia="微软雅黑" w:hAnsi="Tahoma"/>
@@ -13919,6 +14493,7 @@
         </w:rPr>
         <w:t>”</w:t>
       </w:r>
+      <w:proofErr w:type="gramEnd"/>
       <w:r>
         <w:rPr>
           <w:rFonts w:ascii="Tahoma" w:eastAsia="微软雅黑" w:hAnsi="Tahoma" w:hint="eastAsia"/>
@@ -13935,6 +14510,7 @@
         </w:rPr>
         <w:t>rmmv</w:t>
       </w:r>
+      <w:proofErr w:type="gramStart"/>
       <w:r>
         <w:rPr>
           <w:rFonts w:ascii="Tahoma" w:eastAsia="微软雅黑" w:hAnsi="Tahoma"/>
@@ -13943,6 +14519,7 @@
         </w:rPr>
         <w:t>”</w:t>
       </w:r>
+      <w:proofErr w:type="gramEnd"/>
       <w:r>
         <w:rPr>
           <w:rFonts w:ascii="Tahoma" w:eastAsia="微软雅黑" w:hAnsi="Tahoma" w:hint="eastAsia"/>
@@ -14239,6 +14816,9 @@
     <w:p>
       <w:pPr>
         <w:pStyle w:val="4"/>
+        <w:rPr>
+          <w:rFonts w:hint="eastAsia"/>
+        </w:rPr>
       </w:pPr>
       <w:r>
         <w:t>8</w:t>
@@ -14283,7 +14863,25 @@
           <w:kern w:val="0"/>
           <w:sz w:val="22"/>
         </w:rPr>
-        <w:t>，播放动作元时要对应名称）</w:t>
+        <w:t>，播放</w:t>
+      </w:r>
+      <w:proofErr w:type="gramStart"/>
+      <w:r>
+        <w:rPr>
+          <w:rFonts w:ascii="Tahoma" w:eastAsia="微软雅黑" w:hAnsi="Tahoma" w:hint="eastAsia"/>
+          <w:kern w:val="0"/>
+          <w:sz w:val="22"/>
+        </w:rPr>
+        <w:t>动作元</w:t>
+      </w:r>
+      <w:proofErr w:type="gramEnd"/>
+      <w:r>
+        <w:rPr>
+          <w:rFonts w:ascii="Tahoma" w:eastAsia="微软雅黑" w:hAnsi="Tahoma" w:hint="eastAsia"/>
+          <w:kern w:val="0"/>
+          <w:sz w:val="22"/>
+        </w:rPr>
+        <w:t>时要对应名称）</w:t>
       </w:r>
     </w:p>
     <w:p>
@@ -14291,7 +14889,7 @@
         <w:widowControl/>
         <w:jc w:val="center"/>
         <w:rPr>
-          <w:rFonts w:ascii="宋体" w:eastAsia="宋体" w:hAnsi="宋体" w:cs="宋体"/>
+          <w:rFonts w:ascii="宋体" w:eastAsia="宋体" w:hAnsi="宋体" w:cs="宋体" w:hint="eastAsia"/>
           <w:kern w:val="0"/>
           <w:sz w:val="24"/>
           <w:szCs w:val="24"/>
@@ -14360,7 +14958,7 @@
         <w:widowControl/>
         <w:jc w:val="left"/>
         <w:rPr>
-          <w:rFonts w:ascii="宋体" w:eastAsia="宋体" w:hAnsi="宋体" w:cs="宋体"/>
+          <w:rFonts w:ascii="宋体" w:eastAsia="宋体" w:hAnsi="宋体" w:cs="宋体" w:hint="eastAsia"/>
           <w:kern w:val="0"/>
           <w:sz w:val="24"/>
           <w:szCs w:val="24"/>
@@ -14379,6 +14977,9 @@
     <w:p>
       <w:pPr>
         <w:pStyle w:val="4"/>
+        <w:rPr>
+          <w:rFonts w:hint="eastAsia"/>
+        </w:rPr>
       </w:pPr>
       <w:r>
         <w:lastRenderedPageBreak/>
@@ -14446,13 +15047,23 @@
         </w:rPr>
         <w:t>v1.3</w:t>
       </w:r>
-      <w:r>
-        <w:rPr>
-          <w:rFonts w:ascii="Tahoma" w:eastAsia="微软雅黑" w:hAnsi="Tahoma" w:hint="eastAsia"/>
-          <w:kern w:val="0"/>
-          <w:sz w:val="22"/>
-        </w:rPr>
-        <w:t>及之前版本，播放</w:t>
+      <w:proofErr w:type="gramStart"/>
+      <w:r>
+        <w:rPr>
+          <w:rFonts w:ascii="Tahoma" w:eastAsia="微软雅黑" w:hAnsi="Tahoma" w:hint="eastAsia"/>
+          <w:kern w:val="0"/>
+          <w:sz w:val="22"/>
+        </w:rPr>
+        <w:t>及之前</w:t>
+      </w:r>
+      <w:proofErr w:type="gramEnd"/>
+      <w:r>
+        <w:rPr>
+          <w:rFonts w:ascii="Tahoma" w:eastAsia="微软雅黑" w:hAnsi="Tahoma" w:hint="eastAsia"/>
+          <w:kern w:val="0"/>
+          <w:sz w:val="22"/>
+        </w:rPr>
+        <w:t>版本，播放</w:t>
       </w:r>
       <w:r>
         <w:rPr>
@@ -14544,7 +15155,7 @@
         <w:widowControl/>
         <w:jc w:val="center"/>
         <w:rPr>
-          <w:rFonts w:ascii="宋体" w:eastAsia="宋体" w:hAnsi="宋体" w:cs="宋体"/>
+          <w:rFonts w:ascii="宋体" w:eastAsia="宋体" w:hAnsi="宋体" w:cs="宋体" w:hint="eastAsia"/>
           <w:kern w:val="0"/>
           <w:sz w:val="24"/>
           <w:szCs w:val="24"/>
@@ -14624,6 +15235,7 @@
         <w:pStyle w:val="3"/>
         <w:spacing w:before="240" w:after="120" w:line="415" w:lineRule="auto"/>
         <w:rPr>
+          <w:rFonts w:hint="eastAsia"/>
           <w:sz w:val="28"/>
         </w:rPr>
       </w:pPr>
@@ -14791,6 +15403,7 @@
               </w:rPr>
               <w:t xml:space="preserve"> </w:t>
             </w:r>
+            <w:proofErr w:type="gramStart"/>
             <w:r>
               <w:rPr>
                 <w:rFonts w:ascii="Tahoma" w:eastAsia="微软雅黑" w:hAnsi="Tahoma"/>
@@ -14799,6 +15412,7 @@
               </w:rPr>
               <w:t>”</w:t>
             </w:r>
+            <w:proofErr w:type="gramEnd"/>
             <w:r>
               <w:rPr>
                 <w:rFonts w:ascii="Tahoma" w:eastAsia="微软雅黑" w:hAnsi="Tahoma" w:hint="eastAsia"/>
@@ -14844,6 +15458,7 @@
               </w:rPr>
               <w:t>.docx</w:t>
             </w:r>
+            <w:proofErr w:type="gramStart"/>
             <w:r>
               <w:rPr>
                 <w:rFonts w:ascii="Tahoma" w:eastAsia="微软雅黑" w:hAnsi="Tahoma"/>
@@ -14852,6 +15467,7 @@
               </w:rPr>
               <w:t>”</w:t>
             </w:r>
+            <w:proofErr w:type="gramEnd"/>
             <w:r>
               <w:rPr>
                 <w:rFonts w:ascii="Tahoma" w:eastAsia="微软雅黑" w:hAnsi="Tahoma" w:hint="eastAsia"/>
@@ -14899,14 +15515,15 @@
         <w:pStyle w:val="3"/>
         <w:spacing w:before="240" w:after="120" w:line="415" w:lineRule="auto"/>
         <w:rPr>
-          <w:sz w:val="28"/>
-        </w:rPr>
-      </w:pPr>
-      <w:r>
-        <w:rPr>
           <w:rFonts w:hint="eastAsia"/>
           <w:sz w:val="28"/>
         </w:rPr>
+      </w:pPr>
+      <w:r>
+        <w:rPr>
+          <w:rFonts w:hint="eastAsia"/>
+          <w:sz w:val="28"/>
+        </w:rPr>
         <w:lastRenderedPageBreak/>
         <w:t>游戏中测试动画序列</w:t>
       </w:r>
@@ -14914,6 +15531,9 @@
     <w:p>
       <w:pPr>
         <w:pStyle w:val="4"/>
+        <w:rPr>
+          <w:rFonts w:hint="eastAsia"/>
+        </w:rPr>
       </w:pPr>
       <w:r>
         <w:rPr>
@@ -14966,7 +15586,29 @@
           <w:kern w:val="0"/>
           <w:sz w:val="22"/>
         </w:rPr>
-        <w:t>默认的状态元集合</w:t>
+        <w:t>默认的</w:t>
+      </w:r>
+      <w:proofErr w:type="gramStart"/>
+      <w:r>
+        <w:rPr>
+          <w:rFonts w:ascii="Tahoma" w:eastAsia="微软雅黑" w:hAnsi="Tahoma" w:hint="eastAsia"/>
+          <w:b/>
+          <w:bCs/>
+          <w:kern w:val="0"/>
+          <w:sz w:val="22"/>
+        </w:rPr>
+        <w:t>状态元</w:t>
+      </w:r>
+      <w:proofErr w:type="gramEnd"/>
+      <w:r>
+        <w:rPr>
+          <w:rFonts w:ascii="Tahoma" w:eastAsia="微软雅黑" w:hAnsi="Tahoma" w:hint="eastAsia"/>
+          <w:b/>
+          <w:bCs/>
+          <w:kern w:val="0"/>
+          <w:sz w:val="22"/>
+        </w:rPr>
+        <w:t>集合</w:t>
       </w:r>
       <w:r>
         <w:rPr>
@@ -14992,7 +15634,7 @@
           <v:shape id="_x0000_i1028" type="#_x0000_t75" style="width:415.2pt;height:83.4pt" o:ole="">
             <v:imagedata r:id="rId76" o:title=""/>
           </v:shape>
-          <o:OLEObject Type="Embed" ProgID="Visio.Drawing.15" ShapeID="_x0000_i1028" DrawAspect="Content" ObjectID="_1767284404" r:id="rId77"/>
+          <o:OLEObject Type="Embed" ProgID="Visio.Drawing.15" ShapeID="_x0000_i1028" DrawAspect="Content" ObjectID="_1805780579" r:id="rId77"/>
         </w:object>
       </w:r>
     </w:p>
@@ -15013,6 +15655,9 @@
     <w:p>
       <w:pPr>
         <w:pStyle w:val="4"/>
+        <w:rPr>
+          <w:rFonts w:hint="eastAsia"/>
+        </w:rPr>
       </w:pPr>
       <w:r>
         <w:rPr>
@@ -15423,6 +16068,9 @@
     <w:p>
       <w:pPr>
         <w:pStyle w:val="4"/>
+        <w:rPr>
+          <w:rFonts w:hint="eastAsia"/>
+        </w:rPr>
       </w:pPr>
       <w:r>
         <w:lastRenderedPageBreak/>
@@ -15477,7 +16125,7 @@
         <w:widowControl/>
         <w:jc w:val="center"/>
         <w:rPr>
-          <w:rFonts w:ascii="宋体" w:eastAsia="宋体" w:hAnsi="宋体" w:cs="宋体"/>
+          <w:rFonts w:ascii="宋体" w:eastAsia="宋体" w:hAnsi="宋体" w:cs="宋体" w:hint="eastAsia"/>
           <w:kern w:val="0"/>
           <w:sz w:val="24"/>
           <w:szCs w:val="24"/>
@@ -15717,9 +16365,14 @@
 </file>
 
 <file path=word/endnotes.xml><?xml version="1.0" encoding="utf-8"?>
-<w:endnotes xmlns:wpc="http://schemas.microsoft.com/office/word/2010/wordprocessingCanvas" xmlns:cx="http://schemas.microsoft.com/office/drawing/2014/chartex" xmlns:cx1="http://schemas.microsoft.com/office/drawing/2015/9/8/chartex" xmlns:cx2="http://schemas.microsoft.com/office/drawing/2015/10/21/chartex" xmlns:cx3="http://schemas.microsoft.com/office/drawing/2016/5/9/chartex" xmlns:cx4="http://schemas.microsoft.com/office/drawing/2016/5/10/chartex" xmlns:cx5="http://schemas.microsoft.com/office/drawing/2016/5/11/chartex" xmlns:cx6="http://schemas.microsoft.com/office/drawing/2016/5/12/chartex" xmlns:cx7="http://schemas.microsoft.com/office/drawing/2016/5/13/chartex" xmlns:cx8="http://schemas.microsoft.com/office/drawing/2016/5/14/chartex" xmlns:mc="http://schemas.openxmlformats.org/markup-compatibility/2006" xmlns:aink="http://schemas.microsoft.com/office/drawing/2016/ink" xmlns:am3d="http://schemas.microsoft.com/office/drawing/2017/model3d" xmlns:o="urn:schemas-microsoft-com:office:office" xmlns:oel="http://schemas.microsoft.com/office/2019/extlst" xmlns:r="http://schemas.openxmlformats.org/officeDocument/2006/relationships" xmlns:m="http://schemas.openxmlformats.org/officeDocument/2006/math" xmlns:v="urn:schemas-microsoft-com:vml" xmlns:wp14="http://schemas.microsoft.com/office/word/2010/wordprocessingDrawing" xmlns:wp="http://schemas.openxmlformats.org/drawingml/2006/wordprocessingDrawing" xmlns:w10="urn:schemas-microsoft-com:office:word" xmlns:w="http://schemas.openxmlformats.org/wordprocessingml/2006/main" xmlns:w14="http://schemas.microsoft.com/office/word/2010/wordml" xmlns:w15="http://schemas.microsoft.com/office/word/2012/wordml" xmlns:w16cex="http://schemas.microsoft.com/office/word/2018/wordml/cex" xmlns:w16cid="http://schemas.microsoft.com/office/word/2016/wordml/cid" xmlns:w16="http://schemas.microsoft.com/office/word/2018/wordml" xmlns:w16sdtdh="http://schemas.microsoft.com/office/word/2020/wordml/sdtdatahash" xmlns:w16se="http://schemas.microsoft.com/office/word/2015/wordml/symex" xmlns:wpg="http://schemas.microsoft.com/office/word/2010/wordprocessingGroup" xmlns:wpi="http://schemas.microsoft.com/office/word/2010/wordprocessingInk" xmlns:wne="http://schemas.microsoft.com/office/word/2006/wordml" xmlns:wps="http://schemas.microsoft.com/office/word/2010/wordprocessingShape" mc:Ignorable="w14 w15 w16se w16cid w16 w16cex w16sdtdh wp14">
+<w:endnotes xmlns:wpc="http://schemas.microsoft.com/office/word/2010/wordprocessingCanvas" xmlns:cx="http://schemas.microsoft.com/office/drawing/2014/chartex" xmlns:cx1="http://schemas.microsoft.com/office/drawing/2015/9/8/chartex" xmlns:cx2="http://schemas.microsoft.com/office/drawing/2015/10/21/chartex" xmlns:cx3="http://schemas.microsoft.com/office/drawing/2016/5/9/chartex" xmlns:cx4="http://schemas.microsoft.com/office/drawing/2016/5/10/chartex" xmlns:cx5="http://schemas.microsoft.com/office/drawing/2016/5/11/chartex" xmlns:cx6="http://schemas.microsoft.com/office/drawing/2016/5/12/chartex" xmlns:cx7="http://schemas.microsoft.com/office/drawing/2016/5/13/chartex" xmlns:cx8="http://schemas.microsoft.com/office/drawing/2016/5/14/chartex" xmlns:mc="http://schemas.openxmlformats.org/markup-compatibility/2006" xmlns:aink="http://schemas.microsoft.com/office/drawing/2016/ink" xmlns:am3d="http://schemas.microsoft.com/office/drawing/2017/model3d" xmlns:o="urn:schemas-microsoft-com:office:office" xmlns:oel="http://schemas.microsoft.com/office/2019/extlst" xmlns:r="http://schemas.openxmlformats.org/officeDocument/2006/relationships" xmlns:m="http://schemas.openxmlformats.org/officeDocument/2006/math" xmlns:v="urn:schemas-microsoft-com:vml" xmlns:wp14="http://schemas.microsoft.com/office/word/2010/wordprocessingDrawing" xmlns:wp="http://schemas.openxmlformats.org/drawingml/2006/wordprocessingDrawing" xmlns:w10="urn:schemas-microsoft-com:office:word" xmlns:w="http://schemas.openxmlformats.org/wordprocessingml/2006/main" xmlns:w14="http://schemas.microsoft.com/office/word/2010/wordml" xmlns:w15="http://schemas.microsoft.com/office/word/2012/wordml" xmlns:w16cex="http://schemas.microsoft.com/office/word/2018/wordml/cex" xmlns:w16cid="http://schemas.microsoft.com/office/word/2016/wordml/cid" xmlns:w16="http://schemas.microsoft.com/office/word/2018/wordml" xmlns:w16du="http://schemas.microsoft.com/office/word/2023/wordml/word16du" xmlns:w16sdtdh="http://schemas.microsoft.com/office/word/2020/wordml/sdtdatahash" xmlns:w16sdtfl="http://schemas.microsoft.com/office/word/2024/wordml/sdtformatlock" xmlns:w16se="http://schemas.microsoft.com/office/word/2015/wordml/symex" xmlns:wpg="http://schemas.microsoft.com/office/word/2010/wordprocessingGroup" xmlns:wpi="http://schemas.microsoft.com/office/word/2010/wordprocessingInk" xmlns:wne="http://schemas.microsoft.com/office/word/2006/wordml" xmlns:wps="http://schemas.microsoft.com/office/word/2010/wordprocessingShape" mc:Ignorable="w14 w15 w16se w16cid w16 w16cex w16sdtdh w16sdtfl w16du wp14">
   <w:endnote w:type="separator" w:id="-1">
     <w:p>
+      <w:pPr>
+        <w:rPr>
+          <w:rFonts w:hint="eastAsia"/>
+        </w:rPr>
+      </w:pPr>
       <w:r>
         <w:separator/>
       </w:r>
@@ -15727,6 +16380,11 @@
   </w:endnote>
   <w:endnote w:type="continuationSeparator" w:id="0">
     <w:p>
+      <w:pPr>
+        <w:rPr>
+          <w:rFonts w:hint="eastAsia"/>
+        </w:rPr>
+      </w:pPr>
       <w:r>
         <w:continuationSeparator/>
       </w:r>
@@ -15736,9 +16394,14 @@
 </file>
 
 <file path=word/footnotes.xml><?xml version="1.0" encoding="utf-8"?>
-<w:footnotes xmlns:wpc="http://schemas.microsoft.com/office/word/2010/wordprocessingCanvas" xmlns:cx="http://schemas.microsoft.com/office/drawing/2014/chartex" xmlns:cx1="http://schemas.microsoft.com/office/drawing/2015/9/8/chartex" xmlns:cx2="http://schemas.microsoft.com/office/drawing/2015/10/21/chartex" xmlns:cx3="http://schemas.microsoft.com/office/drawing/2016/5/9/chartex" xmlns:cx4="http://schemas.microsoft.com/office/drawing/2016/5/10/chartex" xmlns:cx5="http://schemas.microsoft.com/office/drawing/2016/5/11/chartex" xmlns:cx6="http://schemas.microsoft.com/office/drawing/2016/5/12/chartex" xmlns:cx7="http://schemas.microsoft.com/office/drawing/2016/5/13/chartex" xmlns:cx8="http://schemas.microsoft.com/office/drawing/2016/5/14/chartex" xmlns:mc="http://schemas.openxmlformats.org/markup-compatibility/2006" xmlns:aink="http://schemas.microsoft.com/office/drawing/2016/ink" xmlns:am3d="http://schemas.microsoft.com/office/drawing/2017/model3d" xmlns:o="urn:schemas-microsoft-com:office:office" xmlns:oel="http://schemas.microsoft.com/office/2019/extlst" xmlns:r="http://schemas.openxmlformats.org/officeDocument/2006/relationships" xmlns:m="http://schemas.openxmlformats.org/officeDocument/2006/math" xmlns:v="urn:schemas-microsoft-com:vml" xmlns:wp14="http://schemas.microsoft.com/office/word/2010/wordprocessingDrawing" xmlns:wp="http://schemas.openxmlformats.org/drawingml/2006/wordprocessingDrawing" xmlns:w10="urn:schemas-microsoft-com:office:word" xmlns:w="http://schemas.openxmlformats.org/wordprocessingml/2006/main" xmlns:w14="http://schemas.microsoft.com/office/word/2010/wordml" xmlns:w15="http://schemas.microsoft.com/office/word/2012/wordml" xmlns:w16cex="http://schemas.microsoft.com/office/word/2018/wordml/cex" xmlns:w16cid="http://schemas.microsoft.com/office/word/2016/wordml/cid" xmlns:w16="http://schemas.microsoft.com/office/word/2018/wordml" xmlns:w16sdtdh="http://schemas.microsoft.com/office/word/2020/wordml/sdtdatahash" xmlns:w16se="http://schemas.microsoft.com/office/word/2015/wordml/symex" xmlns:wpg="http://schemas.microsoft.com/office/word/2010/wordprocessingGroup" xmlns:wpi="http://schemas.microsoft.com/office/word/2010/wordprocessingInk" xmlns:wne="http://schemas.microsoft.com/office/word/2006/wordml" xmlns:wps="http://schemas.microsoft.com/office/word/2010/wordprocessingShape" mc:Ignorable="w14 w15 w16se w16cid w16 w16cex w16sdtdh wp14">
+<w:footnotes xmlns:wpc="http://schemas.microsoft.com/office/word/2010/wordprocessingCanvas" xmlns:cx="http://schemas.microsoft.com/office/drawing/2014/chartex" xmlns:cx1="http://schemas.microsoft.com/office/drawing/2015/9/8/chartex" xmlns:cx2="http://schemas.microsoft.com/office/drawing/2015/10/21/chartex" xmlns:cx3="http://schemas.microsoft.com/office/drawing/2016/5/9/chartex" xmlns:cx4="http://schemas.microsoft.com/office/drawing/2016/5/10/chartex" xmlns:cx5="http://schemas.microsoft.com/office/drawing/2016/5/11/chartex" xmlns:cx6="http://schemas.microsoft.com/office/drawing/2016/5/12/chartex" xmlns:cx7="http://schemas.microsoft.com/office/drawing/2016/5/13/chartex" xmlns:cx8="http://schemas.microsoft.com/office/drawing/2016/5/14/chartex" xmlns:mc="http://schemas.openxmlformats.org/markup-compatibility/2006" xmlns:aink="http://schemas.microsoft.com/office/drawing/2016/ink" xmlns:am3d="http://schemas.microsoft.com/office/drawing/2017/model3d" xmlns:o="urn:schemas-microsoft-com:office:office" xmlns:oel="http://schemas.microsoft.com/office/2019/extlst" xmlns:r="http://schemas.openxmlformats.org/officeDocument/2006/relationships" xmlns:m="http://schemas.openxmlformats.org/officeDocument/2006/math" xmlns:v="urn:schemas-microsoft-com:vml" xmlns:wp14="http://schemas.microsoft.com/office/word/2010/wordprocessingDrawing" xmlns:wp="http://schemas.openxmlformats.org/drawingml/2006/wordprocessingDrawing" xmlns:w10="urn:schemas-microsoft-com:office:word" xmlns:w="http://schemas.openxmlformats.org/wordprocessingml/2006/main" xmlns:w14="http://schemas.microsoft.com/office/word/2010/wordml" xmlns:w15="http://schemas.microsoft.com/office/word/2012/wordml" xmlns:w16cex="http://schemas.microsoft.com/office/word/2018/wordml/cex" xmlns:w16cid="http://schemas.microsoft.com/office/word/2016/wordml/cid" xmlns:w16="http://schemas.microsoft.com/office/word/2018/wordml" xmlns:w16du="http://schemas.microsoft.com/office/word/2023/wordml/word16du" xmlns:w16sdtdh="http://schemas.microsoft.com/office/word/2020/wordml/sdtdatahash" xmlns:w16sdtfl="http://schemas.microsoft.com/office/word/2024/wordml/sdtformatlock" xmlns:w16se="http://schemas.microsoft.com/office/word/2015/wordml/symex" xmlns:wpg="http://schemas.microsoft.com/office/word/2010/wordprocessingGroup" xmlns:wpi="http://schemas.microsoft.com/office/word/2010/wordprocessingInk" xmlns:wne="http://schemas.microsoft.com/office/word/2006/wordml" xmlns:wps="http://schemas.microsoft.com/office/word/2010/wordprocessingShape" mc:Ignorable="w14 w15 w16se w16cid w16 w16cex w16sdtdh w16sdtfl w16du wp14">
   <w:footnote w:type="separator" w:id="-1">
     <w:p>
+      <w:pPr>
+        <w:rPr>
+          <w:rFonts w:hint="eastAsia"/>
+        </w:rPr>
+      </w:pPr>
       <w:r>
         <w:separator/>
       </w:r>
@@ -15746,6 +16409,11 @@
   </w:footnote>
   <w:footnote w:type="continuationSeparator" w:id="0">
     <w:p>
+      <w:pPr>
+        <w:rPr>
+          <w:rFonts w:hint="eastAsia"/>
+        </w:rPr>
+      </w:pPr>
       <w:r>
         <w:continuationSeparator/>
       </w:r>
@@ -15755,12 +16423,12 @@
 </file>
 
 <file path=word/header1.xml><?xml version="1.0" encoding="utf-8"?>
-<w:hdr xmlns:wpc="http://schemas.microsoft.com/office/word/2010/wordprocessingCanvas" xmlns:cx="http://schemas.microsoft.com/office/drawing/2014/chartex" xmlns:cx1="http://schemas.microsoft.com/office/drawing/2015/9/8/chartex" xmlns:cx2="http://schemas.microsoft.com/office/drawing/2015/10/21/chartex" xmlns:cx3="http://schemas.microsoft.com/office/drawing/2016/5/9/chartex" xmlns:cx4="http://schemas.microsoft.com/office/drawing/2016/5/10/chartex" xmlns:cx5="http://schemas.microsoft.com/office/drawing/2016/5/11/chartex" xmlns:cx6="http://schemas.microsoft.com/office/drawing/2016/5/12/chartex" xmlns:cx7="http://schemas.microsoft.com/office/drawing/2016/5/13/chartex" xmlns:cx8="http://schemas.microsoft.com/office/drawing/2016/5/14/chartex" xmlns:mc="http://schemas.openxmlformats.org/markup-compatibility/2006" xmlns:aink="http://schemas.microsoft.com/office/drawing/2016/ink" xmlns:am3d="http://schemas.microsoft.com/office/drawing/2017/model3d" xmlns:o="urn:schemas-microsoft-com:office:office" xmlns:oel="http://schemas.microsoft.com/office/2019/extlst" xmlns:r="http://schemas.openxmlformats.org/officeDocument/2006/relationships" xmlns:m="http://schemas.openxmlformats.org/officeDocument/2006/math" xmlns:v="urn:schemas-microsoft-com:vml" xmlns:wp14="http://schemas.microsoft.com/office/word/2010/wordprocessingDrawing" xmlns:wp="http://schemas.openxmlformats.org/drawingml/2006/wordprocessingDrawing" xmlns:w10="urn:schemas-microsoft-com:office:word" xmlns:w="http://schemas.openxmlformats.org/wordprocessingml/2006/main" xmlns:w14="http://schemas.microsoft.com/office/word/2010/wordml" xmlns:w15="http://schemas.microsoft.com/office/word/2012/wordml" xmlns:w16cex="http://schemas.microsoft.com/office/word/2018/wordml/cex" xmlns:w16cid="http://schemas.microsoft.com/office/word/2016/wordml/cid" xmlns:w16="http://schemas.microsoft.com/office/word/2018/wordml" xmlns:w16sdtdh="http://schemas.microsoft.com/office/word/2020/wordml/sdtdatahash" xmlns:w16se="http://schemas.microsoft.com/office/word/2015/wordml/symex" xmlns:wpg="http://schemas.microsoft.com/office/word/2010/wordprocessingGroup" xmlns:wpi="http://schemas.microsoft.com/office/word/2010/wordprocessingInk" xmlns:wne="http://schemas.microsoft.com/office/word/2006/wordml" xmlns:wps="http://schemas.microsoft.com/office/word/2010/wordprocessingShape" mc:Ignorable="w14 w15 w16se w16cid w16 w16cex w16sdtdh wp14">
+<w:hdr xmlns:wpc="http://schemas.microsoft.com/office/word/2010/wordprocessingCanvas" xmlns:cx="http://schemas.microsoft.com/office/drawing/2014/chartex" xmlns:cx1="http://schemas.microsoft.com/office/drawing/2015/9/8/chartex" xmlns:cx2="http://schemas.microsoft.com/office/drawing/2015/10/21/chartex" xmlns:cx3="http://schemas.microsoft.com/office/drawing/2016/5/9/chartex" xmlns:cx4="http://schemas.microsoft.com/office/drawing/2016/5/10/chartex" xmlns:cx5="http://schemas.microsoft.com/office/drawing/2016/5/11/chartex" xmlns:cx6="http://schemas.microsoft.com/office/drawing/2016/5/12/chartex" xmlns:cx7="http://schemas.microsoft.com/office/drawing/2016/5/13/chartex" xmlns:cx8="http://schemas.microsoft.com/office/drawing/2016/5/14/chartex" xmlns:mc="http://schemas.openxmlformats.org/markup-compatibility/2006" xmlns:aink="http://schemas.microsoft.com/office/drawing/2016/ink" xmlns:am3d="http://schemas.microsoft.com/office/drawing/2017/model3d" xmlns:o="urn:schemas-microsoft-com:office:office" xmlns:oel="http://schemas.microsoft.com/office/2019/extlst" xmlns:r="http://schemas.openxmlformats.org/officeDocument/2006/relationships" xmlns:m="http://schemas.openxmlformats.org/officeDocument/2006/math" xmlns:v="urn:schemas-microsoft-com:vml" xmlns:wp14="http://schemas.microsoft.com/office/word/2010/wordprocessingDrawing" xmlns:wp="http://schemas.openxmlformats.org/drawingml/2006/wordprocessingDrawing" xmlns:w10="urn:schemas-microsoft-com:office:word" xmlns:w="http://schemas.openxmlformats.org/wordprocessingml/2006/main" xmlns:w14="http://schemas.microsoft.com/office/word/2010/wordml" xmlns:w15="http://schemas.microsoft.com/office/word/2012/wordml" xmlns:w16cex="http://schemas.microsoft.com/office/word/2018/wordml/cex" xmlns:w16cid="http://schemas.microsoft.com/office/word/2016/wordml/cid" xmlns:w16="http://schemas.microsoft.com/office/word/2018/wordml" xmlns:w16du="http://schemas.microsoft.com/office/word/2023/wordml/word16du" xmlns:w16sdtdh="http://schemas.microsoft.com/office/word/2020/wordml/sdtdatahash" xmlns:w16sdtfl="http://schemas.microsoft.com/office/word/2024/wordml/sdtformatlock" xmlns:w16se="http://schemas.microsoft.com/office/word/2015/wordml/symex" xmlns:wpg="http://schemas.microsoft.com/office/word/2010/wordprocessingGroup" xmlns:wpi="http://schemas.microsoft.com/office/word/2010/wordprocessingInk" xmlns:wne="http://schemas.microsoft.com/office/word/2006/wordml" xmlns:wps="http://schemas.microsoft.com/office/word/2010/wordprocessingShape" mc:Ignorable="w14 w15 w16se w16cid w16 w16cex w16sdtdh w16sdtfl w16du wp14">
   <w:p>
     <w:pPr>
       <w:jc w:val="center"/>
       <w:rPr>
-        <w:rFonts w:ascii="微软雅黑" w:eastAsia="微软雅黑" w:hAnsi="微软雅黑"/>
+        <w:rFonts w:ascii="微软雅黑" w:eastAsia="微软雅黑" w:hAnsi="微软雅黑" w:hint="eastAsia"/>
         <w:sz w:val="20"/>
       </w:rPr>
     </w:pPr>
@@ -15865,7 +16533,7 @@
 </file>
 
 <file path=word/styles.xml><?xml version="1.0" encoding="utf-8"?>
-<w:styles xmlns:mc="http://schemas.openxmlformats.org/markup-compatibility/2006" xmlns:r="http://schemas.openxmlformats.org/officeDocument/2006/relationships" xmlns:w="http://schemas.openxmlformats.org/wordprocessingml/2006/main" xmlns:w14="http://schemas.microsoft.com/office/word/2010/wordml" xmlns:w15="http://schemas.microsoft.com/office/word/2012/wordml" xmlns:w16cex="http://schemas.microsoft.com/office/word/2018/wordml/cex" xmlns:w16cid="http://schemas.microsoft.com/office/word/2016/wordml/cid" xmlns:w16="http://schemas.microsoft.com/office/word/2018/wordml" xmlns:w16sdtdh="http://schemas.microsoft.com/office/word/2020/wordml/sdtdatahash" xmlns:w16se="http://schemas.microsoft.com/office/word/2015/wordml/symex" mc:Ignorable="w14 w15 w16se w16cid w16 w16cex w16sdtdh">
+<w:styles xmlns:mc="http://schemas.openxmlformats.org/markup-compatibility/2006" xmlns:r="http://schemas.openxmlformats.org/officeDocument/2006/relationships" xmlns:w="http://schemas.openxmlformats.org/wordprocessingml/2006/main" xmlns:w14="http://schemas.microsoft.com/office/word/2010/wordml" xmlns:w15="http://schemas.microsoft.com/office/word/2012/wordml" xmlns:w16cex="http://schemas.microsoft.com/office/word/2018/wordml/cex" xmlns:w16cid="http://schemas.microsoft.com/office/word/2016/wordml/cid" xmlns:w16="http://schemas.microsoft.com/office/word/2018/wordml" xmlns:w16du="http://schemas.microsoft.com/office/word/2023/wordml/word16du" xmlns:w16sdtdh="http://schemas.microsoft.com/office/word/2020/wordml/sdtdatahash" xmlns:w16sdtfl="http://schemas.microsoft.com/office/word/2024/wordml/sdtformatlock" xmlns:w16se="http://schemas.microsoft.com/office/word/2015/wordml/symex" mc:Ignorable="w14 w15 w16se w16cid w16 w16cex w16sdtdh w16sdtfl w16du">
   <w:docDefaults>
     <w:rPrDefault>
       <w:rPr>
